--- a/Ggsc/8 Marxismus/Marx Dossier 26.docx
+++ b/Ggsc/8 Marxismus/Marx Dossier 26.docx
@@ -2888,6 +2888,15 @@
         </w:rPr>
         <w:t>Maschienen haben Amortistationslosten und Mehrwert Proft. Menschen haben Existenz- und Fortpflanzungskosten und Mehrwert. Bei Maschienen kann man so tief runtergehen, dass man nur noch Amortisiert. Nach Marx seiner Theorie wird jedoch die Konkurenz den Mehrwert bei Menschen nicht runterdrücken.</w:t>
       </w:r>
+      <w:r>
+        <w:rPr>
+          <w:rFonts w:asciiTheme="minorHAnsi" w:hAnsiTheme="minorHAnsi" w:cstheme="minorHAnsi"/>
+          <w:sz w:val="22"/>
+          <w:szCs w:val="32"/>
+          <w:lang w:val="de-CH"/>
+        </w:rPr>
+        <w:t xml:space="preserve"> Nur aus Menschen kann Mehrwertt gewonnen werden, aber sie werden durch Maschienen ersetzt aufgrund des Drucks der freien Marktwirtschaft.</w:t>
+      </w:r>
     </w:p>
     <w:p>
       <w:pPr>
@@ -2932,16 +2941,7 @@
           <w:szCs w:val="32"/>
           <w:lang w:val="de-CH"/>
         </w:rPr>
-        <w:t>Nur aus Menschen kann Profit gezogen werden, wenn immer weniger Leute auf dem Arbeitsmarkt sind, müssen anderen Leute ausgebeutet werden und immer mehr werden Arbeitslos.</w:t>
-      </w:r>
-      <w:r>
-        <w:rPr>
-          <w:rFonts w:asciiTheme="minorHAnsi" w:hAnsiTheme="minorHAnsi" w:cstheme="minorHAnsi"/>
-          <w:sz w:val="22"/>
-          <w:szCs w:val="32"/>
-          <w:lang w:val="de-CH"/>
-        </w:rPr>
-        <w:t xml:space="preserve"> </w:t>
+        <w:t xml:space="preserve">Nur aus Menschen kann Profit gezogen werden, wenn immer weniger Leute auf dem Arbeitsmarkt sind, müssen anderen Leute ausgebeutet werden und immer mehr werden Arbeitslos. </w:t>
       </w:r>
       <w:r>
         <w:rPr>
@@ -3234,7 +3234,7 @@
         </w:rPr>
         <w:lastRenderedPageBreak/>
         <w:drawing>
-          <wp:inline distT="0" distB="0" distL="0" distR="0" wp14:anchorId="605DAD80" wp14:editId="310B4F01">
+          <wp:inline distT="0" distB="0" distL="0" distR="0" wp14:anchorId="605DAD80" wp14:editId="4BE0EEAB">
             <wp:extent cx="6336665" cy="3742690"/>
             <wp:effectExtent l="12700" t="12700" r="13335" b="16510"/>
             <wp:docPr id="1296232420" name="Grafik 9" descr="Ein Bild, das Text, Screenshot, Schrift, Diagramm enthält.&#10;&#10;KI-generierte Inhalte können fehlerhaft sein."/>
@@ -3575,9 +3575,52 @@
           <w:rFonts w:asciiTheme="minorHAnsi" w:hAnsiTheme="minorHAnsi" w:cstheme="minorHAnsi"/>
           <w:sz w:val="20"/>
           <w:szCs w:val="20"/>
-          <w:lang w:val="de-CH"/>
-        </w:rPr>
-        <w:t>Die Geschichte der bisherigen Gesellschaft ist die Geschichte von Klassenkämpfen. Freier und Sklave, Patrizier und Plebejer, Baron und Leibeigener, Zunftbürger und Gesell, kurz, Unterdrücker und Unterdrückte standen in stetem Gegensatz zueinander, führten einen ununterbrochenen, bald versteckten, bald offenen Kampf, einen Kampf, der jedesmal mit einer revolutionären Umgestaltung der ganzen Gesellschaft endete oder mit dem gemeinsamen Untergang der kämpfenden Klassen. ...</w:t>
+          <w:highlight w:val="yellow"/>
+          <w:lang w:val="de-CH"/>
+        </w:rPr>
+        <w:t>Die Geschichte der bisherigen Gesellschaft ist die Geschichte von Klassenkämpfen</w:t>
+      </w:r>
+      <w:r>
+        <w:rPr>
+          <w:rStyle w:val="LineNumber"/>
+          <w:rFonts w:asciiTheme="minorHAnsi" w:hAnsiTheme="minorHAnsi" w:cstheme="minorHAnsi"/>
+          <w:sz w:val="20"/>
+          <w:szCs w:val="20"/>
+          <w:lang w:val="de-CH"/>
+        </w:rPr>
+        <w:t xml:space="preserve">. Freier und Sklave, Patrizier und Plebejer, Baron und Leibeigener, Zunftbürger und Gesell, kurz, Unterdrücker und Unterdrückte standen in stetem Gegensatz zueinander, führten einen ununterbrochenen, bald versteckten, bald offenen Kampf, einen Kampf, </w:t>
+      </w:r>
+      <w:r>
+        <w:rPr>
+          <w:rStyle w:val="LineNumber"/>
+          <w:rFonts w:asciiTheme="minorHAnsi" w:hAnsiTheme="minorHAnsi" w:cstheme="minorHAnsi"/>
+          <w:sz w:val="20"/>
+          <w:szCs w:val="20"/>
+          <w:highlight w:val="yellow"/>
+          <w:lang w:val="de-CH"/>
+        </w:rPr>
+        <w:t>der jedesmal mit einer revolutionären Umgestaltung der ganzen Gesellschaft</w:t>
+      </w:r>
+      <w:r>
+        <w:rPr>
+          <w:rStyle w:val="LineNumber"/>
+          <w:rFonts w:asciiTheme="minorHAnsi" w:hAnsiTheme="minorHAnsi" w:cstheme="minorHAnsi"/>
+          <w:sz w:val="20"/>
+          <w:szCs w:val="20"/>
+          <w:lang w:val="de-CH"/>
+        </w:rPr>
+        <w:t xml:space="preserve"> endete oder mit dem gemeinsamen </w:t>
+      </w:r>
+      <w:r>
+        <w:rPr>
+          <w:rStyle w:val="LineNumber"/>
+          <w:rFonts w:asciiTheme="minorHAnsi" w:hAnsiTheme="minorHAnsi" w:cstheme="minorHAnsi"/>
+          <w:sz w:val="20"/>
+          <w:szCs w:val="20"/>
+          <w:highlight w:val="yellow"/>
+          <w:lang w:val="de-CH"/>
+        </w:rPr>
+        <w:t>Untergang der kämpfenden Klassen. ...</w:t>
       </w:r>
     </w:p>
     <w:p>
@@ -3599,7 +3642,18 @@
           <w:szCs w:val="20"/>
           <w:lang w:val="de-CH"/>
         </w:rPr>
-        <w:t>Unsere Epoche, die Epoche der Bourgeoisie, zeichnet sich jedoch dadurch aus, dass sie die Klassengegensätze vereinfacht hat. Die ganze Gesellschaft spaltet sich mehr und mehr in zwei grosse feindliche Lager, in zwei grosse, einander direkt gegenüberstehende Klassen: Bourgeoisie und Proletariat, ...</w:t>
+        <w:t xml:space="preserve">Unsere Epoche, die Epoche der Bourgeoisie, zeichnet sich jedoch dadurch aus, dass sie die Klassengegensätze vereinfacht hat. Die ganze Gesellschaft spaltet sich mehr und mehr in </w:t>
+      </w:r>
+      <w:r>
+        <w:rPr>
+          <w:rStyle w:val="LineNumber"/>
+          <w:rFonts w:asciiTheme="minorHAnsi" w:hAnsiTheme="minorHAnsi" w:cstheme="minorHAnsi"/>
+          <w:sz w:val="20"/>
+          <w:szCs w:val="20"/>
+          <w:highlight w:val="yellow"/>
+          <w:lang w:val="de-CH"/>
+        </w:rPr>
+        <w:t>zwei grosse feindliche Lager, in zwei grosse, einander direkt gegenüberstehende Klassen: Bourgeoisie und Proletariat, ...</w:t>
       </w:r>
     </w:p>
     <w:p>
@@ -3621,7 +3675,28 @@
           <w:szCs w:val="20"/>
           <w:lang w:val="de-CH"/>
         </w:rPr>
-        <w:t>Die Bourgeoisie kann nicht existieren, ohne die Produktionsinstrumente ... fortwährend zu revolutionieren. ... Das Bedürfnis nach einem stets ausgedehnteren Absatz für ihre Produkte jagt die Bourgeoisie über die ganze Erdkugel. Überall muss sie sich einnisten, überall anbauen, überall Verbindungen herstellen. ...</w:t>
+        <w:t xml:space="preserve">Die Bourgeoisie kann nicht existieren, ohne die Produktionsinstrumente ... fortwährend zu revolutionieren. ... Das Bedürfnis nach einem stets ausgedehnteren </w:t>
+      </w:r>
+      <w:r>
+        <w:rPr>
+          <w:rStyle w:val="LineNumber"/>
+          <w:rFonts w:asciiTheme="minorHAnsi" w:hAnsiTheme="minorHAnsi" w:cstheme="minorHAnsi"/>
+          <w:sz w:val="20"/>
+          <w:szCs w:val="20"/>
+          <w:highlight w:val="yellow"/>
+          <w:lang w:val="de-CH"/>
+        </w:rPr>
+        <w:t>Absatz für ihre Produkte jagt die Bourgeoisie über die ganze Erdkugel</w:t>
+      </w:r>
+      <w:r>
+        <w:rPr>
+          <w:rStyle w:val="LineNumber"/>
+          <w:rFonts w:asciiTheme="minorHAnsi" w:hAnsiTheme="minorHAnsi" w:cstheme="minorHAnsi"/>
+          <w:sz w:val="20"/>
+          <w:szCs w:val="20"/>
+          <w:lang w:val="de-CH"/>
+        </w:rPr>
+        <w:t>. Überall muss sie sich einnisten, überall anbauen, überall Verbindungen herstellen. ...</w:t>
       </w:r>
     </w:p>
     <w:p>
@@ -3646,7 +3721,28 @@
           <w:szCs w:val="20"/>
           <w:lang w:val="de-CH"/>
         </w:rPr>
-        <w:t>Die bürgerlichen Produktions- und Verkehrsverhältnisse, die bürgerlichen Eigentumsverhältnisse, die moderne bürgerliche Gesellschaft, die [durch das Prinzip der freien Konkurrenz] so gewaltige Produktions- und Verkehrsmittel hervorgezaubert hat, gleicht dem Hexenmeister, der die unterirdischen Gewalten nicht mehr zu beherrschen vermag, die er heraufbeschwor. ...</w:t>
+        <w:t xml:space="preserve">Die bürgerlichen Produktions- und Verkehrsverhältnisse, die bürgerlichen Eigentumsverhältnisse, die moderne bürgerliche Gesellschaft, die [durch das Prinzip der freien Konkurrenz] </w:t>
+      </w:r>
+      <w:r>
+        <w:rPr>
+          <w:rStyle w:val="LineNumber"/>
+          <w:rFonts w:asciiTheme="minorHAnsi" w:hAnsiTheme="minorHAnsi" w:cstheme="minorHAnsi"/>
+          <w:sz w:val="20"/>
+          <w:szCs w:val="20"/>
+          <w:highlight w:val="yellow"/>
+          <w:lang w:val="de-CH"/>
+        </w:rPr>
+        <w:t>so gewaltige Produktions- und Verkehrsmittel hervorgezaubert hat, gleicht dem Hexenmeister</w:t>
+      </w:r>
+      <w:r>
+        <w:rPr>
+          <w:rStyle w:val="LineNumber"/>
+          <w:rFonts w:asciiTheme="minorHAnsi" w:hAnsiTheme="minorHAnsi" w:cstheme="minorHAnsi"/>
+          <w:sz w:val="20"/>
+          <w:szCs w:val="20"/>
+          <w:lang w:val="de-CH"/>
+        </w:rPr>
+        <w:t>, der die unterirdischen Gewalten nicht mehr zu beherrschen vermag, die er heraufbeschwor. ...</w:t>
       </w:r>
     </w:p>
     <w:p>
@@ -3666,9 +3762,41 @@
           <w:rFonts w:asciiTheme="minorHAnsi" w:hAnsiTheme="minorHAnsi" w:cstheme="minorHAnsi"/>
           <w:sz w:val="20"/>
           <w:szCs w:val="20"/>
-          <w:lang w:val="de-CH"/>
-        </w:rPr>
-        <w:t>Es genügt die Handelskrisen zu nennen, welche in ihrer periodischen Wiederkehr immer drohender die Existenz der ganzen bürgerlichen Gesellschaft in Frage stellen. In den Handelskrisen wird ein grosser Teil nicht nur der erzeugten Produkte, sondern der bereits geschaffenen Produktivkräfte regelmässig vernichtet. In den Krisen bricht eine gesellschaftliche Epidemie aus, welche allen früheren Epochen als Widersinn erschienen wäre – die Epidemie der Überproduktion. ...</w:t>
+          <w:highlight w:val="yellow"/>
+          <w:lang w:val="de-CH"/>
+        </w:rPr>
+        <w:t>Es genügt die Handelskrisen zu nennen</w:t>
+      </w:r>
+      <w:r>
+        <w:rPr>
+          <w:rStyle w:val="LineNumber"/>
+          <w:rFonts w:asciiTheme="minorHAnsi" w:hAnsiTheme="minorHAnsi" w:cstheme="minorHAnsi"/>
+          <w:sz w:val="20"/>
+          <w:szCs w:val="20"/>
+          <w:lang w:val="de-CH"/>
+        </w:rPr>
+        <w:t xml:space="preserve">, welche in ihrer periodischen Wiederkehr immer drohender die Existenz der ganzen bürgerlichen Gesellschaft in Frage stellen. In den Handelskrisen wird ein grosser Teil nicht nur der erzeugten Produkte, sondern der </w:t>
+      </w:r>
+      <w:r>
+        <w:rPr>
+          <w:rStyle w:val="LineNumber"/>
+          <w:rFonts w:asciiTheme="minorHAnsi" w:hAnsiTheme="minorHAnsi" w:cstheme="minorHAnsi"/>
+          <w:sz w:val="20"/>
+          <w:szCs w:val="20"/>
+          <w:highlight w:val="yellow"/>
+          <w:lang w:val="de-CH"/>
+        </w:rPr>
+        <w:t>bereits geschaffenen Produktivkräfte regelmässig vernichtet</w:t>
+      </w:r>
+      <w:r>
+        <w:rPr>
+          <w:rStyle w:val="LineNumber"/>
+          <w:rFonts w:asciiTheme="minorHAnsi" w:hAnsiTheme="minorHAnsi" w:cstheme="minorHAnsi"/>
+          <w:sz w:val="20"/>
+          <w:szCs w:val="20"/>
+          <w:lang w:val="de-CH"/>
+        </w:rPr>
+        <w:t>. In den Krisen bricht eine gesellschaftliche Epidemie aus, welche allen früheren Epochen als Widersinn erschienen wäre – die Epidemie der Überproduktion. ...</w:t>
       </w:r>
     </w:p>
     <w:p>
@@ -3688,9 +3816,41 @@
           <w:rFonts w:asciiTheme="minorHAnsi" w:hAnsiTheme="minorHAnsi" w:cstheme="minorHAnsi"/>
           <w:sz w:val="20"/>
           <w:szCs w:val="20"/>
-          <w:lang w:val="de-CH"/>
-        </w:rPr>
-        <w:t>Die Waffen, womit die Bourgeoisie den Feudalismus zu Boden geschlagen hat, richten sich jetzt gegen die Bourgeoisie selbst. Aber die Bourgeoisie hat nicht nur die Waffen geschmiedet, die ihr den Tod bringen; sie hat auch die Männer gezeugt, die diese Waffen führen werden – die modernen Arbeiter, die Proletarier.</w:t>
+          <w:highlight w:val="yellow"/>
+          <w:lang w:val="de-CH"/>
+        </w:rPr>
+        <w:t>Die Waffen, womit die Bourgeoisie den Feudalismus zu Boden geschlagen hat, richten sich jetzt gegen die Bourgeoisie selbst</w:t>
+      </w:r>
+      <w:r>
+        <w:rPr>
+          <w:rStyle w:val="LineNumber"/>
+          <w:rFonts w:asciiTheme="minorHAnsi" w:hAnsiTheme="minorHAnsi" w:cstheme="minorHAnsi"/>
+          <w:sz w:val="20"/>
+          <w:szCs w:val="20"/>
+          <w:lang w:val="de-CH"/>
+        </w:rPr>
+        <w:t xml:space="preserve">. Aber die Bourgeoisie hat nicht nur die Waffen geschmiedet, die ihr den Tod bringen; sie hat auch die Männer gezeugt, die diese Waffen führen werden – </w:t>
+      </w:r>
+      <w:r>
+        <w:rPr>
+          <w:rStyle w:val="LineNumber"/>
+          <w:rFonts w:asciiTheme="minorHAnsi" w:hAnsiTheme="minorHAnsi" w:cstheme="minorHAnsi"/>
+          <w:sz w:val="20"/>
+          <w:szCs w:val="20"/>
+          <w:highlight w:val="yellow"/>
+          <w:lang w:val="de-CH"/>
+        </w:rPr>
+        <w:t>die modernen Arbeiter, die Proletarier</w:t>
+      </w:r>
+      <w:r>
+        <w:rPr>
+          <w:rStyle w:val="LineNumber"/>
+          <w:rFonts w:asciiTheme="minorHAnsi" w:hAnsiTheme="minorHAnsi" w:cstheme="minorHAnsi"/>
+          <w:sz w:val="20"/>
+          <w:szCs w:val="20"/>
+          <w:lang w:val="de-CH"/>
+        </w:rPr>
+        <w:t>.</w:t>
       </w:r>
     </w:p>
     <w:p>
@@ -3909,6 +4069,124 @@
           <w:lang w:val="de-CH"/>
         </w:rPr>
         <w:t xml:space="preserve"> (L. 1f)</w:t>
+      </w:r>
+    </w:p>
+    <w:tbl>
+      <w:tblPr>
+        <w:tblStyle w:val="TableGrid"/>
+        <w:tblW w:w="0" w:type="auto"/>
+        <w:tblInd w:w="279" w:type="dxa"/>
+        <w:tblBorders>
+          <w:top w:val="none" w:sz="0" w:space="0" w:color="auto"/>
+          <w:left w:val="none" w:sz="0" w:space="0" w:color="auto"/>
+          <w:bottom w:val="none" w:sz="0" w:space="0" w:color="auto"/>
+          <w:right w:val="none" w:sz="0" w:space="0" w:color="auto"/>
+          <w:insideH w:val="none" w:sz="0" w:space="0" w:color="auto"/>
+          <w:insideV w:val="none" w:sz="0" w:space="0" w:color="auto"/>
+        </w:tblBorders>
+        <w:tblLook w:val="04A0" w:firstRow="1" w:lastRow="0" w:firstColumn="1" w:lastColumn="0" w:noHBand="0" w:noVBand="1"/>
+      </w:tblPr>
+      <w:tblGrid>
+        <w:gridCol w:w="9690"/>
+      </w:tblGrid>
+      <w:tr>
+        <w:tc>
+          <w:tcPr>
+            <w:tcW w:w="9690" w:type="dxa"/>
+          </w:tcPr>
+          <w:p>
+            <w:pPr>
+              <w:jc w:val="both"/>
+              <w:rPr>
+                <w:rFonts w:asciiTheme="minorHAnsi" w:hAnsiTheme="minorHAnsi" w:cstheme="minorHAnsi"/>
+                <w:sz w:val="20"/>
+                <w:lang w:val="de-CH"/>
+              </w:rPr>
+            </w:pPr>
+          </w:p>
+          <w:p>
+            <w:pPr>
+              <w:jc w:val="both"/>
+              <w:rPr>
+                <w:rFonts w:asciiTheme="minorHAnsi" w:hAnsiTheme="minorHAnsi" w:cstheme="minorHAnsi"/>
+                <w:sz w:val="20"/>
+                <w:lang w:val="de-CH"/>
+              </w:rPr>
+            </w:pPr>
+            <w:r>
+              <w:rPr>
+                <w:rFonts w:asciiTheme="minorHAnsi" w:hAnsiTheme="minorHAnsi" w:cstheme="minorHAnsi"/>
+                <w:sz w:val="20"/>
+                <w:lang w:val="de-CH"/>
+              </w:rPr>
+              <w:t>Nach der Verelendungstheorie kamen in den verschiedenen Epochen immer mehr Personen aus der besitzenden Klassein die besitzlose Klasse. Dies wurde solang weiterge</w:t>
+            </w:r>
+            <w:r>
+              <w:rPr>
+                <w:rFonts w:asciiTheme="minorHAnsi" w:hAnsiTheme="minorHAnsi" w:cstheme="minorHAnsi"/>
+                <w:sz w:val="20"/>
+                <w:lang w:val="de-CH"/>
+              </w:rPr>
+              <w:t>führt, bsi sich die besitzlose Klasse, das Proletariat, gegen die Geschehnise wärte und das system änderte mit einer Revolution.</w:t>
+            </w:r>
+          </w:p>
+          <w:p>
+            <w:pPr>
+              <w:jc w:val="both"/>
+              <w:rPr>
+                <w:rFonts w:asciiTheme="minorHAnsi" w:hAnsiTheme="minorHAnsi" w:cstheme="minorHAnsi"/>
+                <w:sz w:val="20"/>
+                <w:lang w:val="de-CH"/>
+              </w:rPr>
+            </w:pPr>
+          </w:p>
+          <w:p>
+            <w:pPr>
+              <w:jc w:val="both"/>
+              <w:rPr>
+                <w:rFonts w:asciiTheme="minorHAnsi" w:hAnsiTheme="minorHAnsi" w:cstheme="minorHAnsi"/>
+                <w:sz w:val="20"/>
+                <w:lang w:val="de-CH"/>
+              </w:rPr>
+            </w:pPr>
+          </w:p>
+        </w:tc>
+      </w:tr>
+    </w:tbl>
+    <w:p>
+      <w:pPr>
+        <w:numPr>
+          <w:ilvl w:val="0"/>
+          <w:numId w:val="1"/>
+        </w:numPr>
+        <w:spacing w:before="80"/>
+        <w:ind w:left="284" w:hanging="284"/>
+        <w:jc w:val="both"/>
+        <w:rPr>
+          <w:rFonts w:asciiTheme="minorHAnsi" w:hAnsiTheme="minorHAnsi" w:cstheme="minorHAnsi"/>
+          <w:iCs/>
+          <w:sz w:val="20"/>
+          <w:lang w:val="de-CH"/>
+        </w:rPr>
+      </w:pPr>
+      <w:r>
+        <w:rPr>
+          <w:rFonts w:asciiTheme="minorHAnsi" w:hAnsiTheme="minorHAnsi" w:cstheme="minorHAnsi"/>
+          <w:iCs/>
+          <w:sz w:val="20"/>
+          <w:lang w:val="de-CH"/>
+        </w:rPr>
+        <w:lastRenderedPageBreak/>
+        <w:t>Erläutern Sie den Satz: „Die Bourgeoisie kann nicht existieren, ohne die Produktionsinstrumente ... fortwährend zu revolutionieren.“</w:t>
+      </w:r>
+      <w:r>
+        <w:rPr>
+          <w:rFonts w:asciiTheme="minorHAnsi" w:hAnsiTheme="minorHAnsi" w:cstheme="minorHAnsi"/>
+          <w:iCs/>
+          <w:sz w:val="20"/>
+          <w:lang w:val="de-CH"/>
+        </w:rPr>
+        <w:t xml:space="preserve"> (L 16f)</w:t>
       </w:r>
     </w:p>
     <w:tbl>
@@ -3947,17 +4225,60 @@
                 <w:lang w:val="de-CH"/>
               </w:rPr>
             </w:pPr>
-          </w:p>
-          <w:p>
-            <w:pPr>
-              <w:jc w:val="both"/>
+            <w:r>
               <w:rPr>
                 <w:rFonts w:asciiTheme="minorHAnsi" w:hAnsiTheme="minorHAnsi" w:cstheme="minorHAnsi"/>
                 <w:iCs/>
                 <w:sz w:val="20"/>
                 <w:lang w:val="de-CH"/>
               </w:rPr>
-            </w:pPr>
+              <w:t>Da nach</w:t>
+            </w:r>
+            <w:r>
+              <w:rPr>
+                <w:rFonts w:asciiTheme="minorHAnsi" w:hAnsiTheme="minorHAnsi" w:cstheme="minorHAnsi"/>
+                <w:iCs/>
+                <w:sz w:val="20"/>
+                <w:lang w:val="de-CH"/>
+              </w:rPr>
+              <w:t xml:space="preserve"> der Mehrwerttheorie</w:t>
+            </w:r>
+            <w:r>
+              <w:rPr>
+                <w:rFonts w:asciiTheme="minorHAnsi" w:hAnsiTheme="minorHAnsi" w:cstheme="minorHAnsi"/>
+                <w:iCs/>
+                <w:sz w:val="20"/>
+                <w:lang w:val="de-CH"/>
+              </w:rPr>
+              <w:t xml:space="preserve">, bei den maschniellen </w:t>
+            </w:r>
+            <w:r>
+              <w:rPr>
+                <w:rFonts w:asciiTheme="minorHAnsi" w:hAnsiTheme="minorHAnsi" w:cstheme="minorHAnsi"/>
+                <w:iCs/>
+                <w:sz w:val="20"/>
+                <w:lang w:val="de-CH"/>
+              </w:rPr>
+              <w:t xml:space="preserve">Produktionsinstrumente </w:t>
+            </w:r>
+            <w:r>
+              <w:rPr>
+                <w:rFonts w:asciiTheme="minorHAnsi" w:hAnsiTheme="minorHAnsi" w:cstheme="minorHAnsi"/>
+                <w:iCs/>
+                <w:sz w:val="20"/>
+                <w:lang w:val="de-CH"/>
+              </w:rPr>
+              <w:t xml:space="preserve">die Profitkosten immer weinter nach unten geschraubt werden können bis </w:t>
+            </w:r>
+            <w:r>
+              <w:rPr>
+                <w:rFonts w:asciiTheme="minorHAnsi" w:hAnsiTheme="minorHAnsi" w:cstheme="minorHAnsi"/>
+                <w:iCs/>
+                <w:sz w:val="20"/>
+                <w:lang w:val="de-CH"/>
+              </w:rPr>
+              <w:t>die Amortisationskosten nur gerade gedeckt werden, muss die Bourgeoisie bessere Instrumente entwickeln, um diese Amortisationskosten zu sinken und mehr Profit zu machen, um in der freien Marktwirschaft erfolgreich zu sein.</w:t>
+            </w:r>
           </w:p>
           <w:p>
             <w:pPr>
@@ -3973,6 +4294,19 @@
         </w:tc>
       </w:tr>
     </w:tbl>
+    <w:p>
+      <w:pPr>
+        <w:spacing w:before="80"/>
+        <w:ind w:left="284"/>
+        <w:jc w:val="both"/>
+        <w:rPr>
+          <w:rFonts w:asciiTheme="minorHAnsi" w:hAnsiTheme="minorHAnsi" w:cstheme="minorHAnsi"/>
+          <w:iCs/>
+          <w:sz w:val="20"/>
+          <w:lang w:val="de-CH"/>
+        </w:rPr>
+      </w:pPr>
+    </w:p>
     <w:p>
       <w:pPr>
         <w:numPr>
@@ -3996,7 +4330,7 @@
           <w:sz w:val="20"/>
           <w:lang w:val="de-CH"/>
         </w:rPr>
-        <w:t>Erläutern Sie den Satz: „Die Bourgeoisie kann nicht existieren, ohne die Produktionsinstrumente ... fortwährend zu revolutionieren.“</w:t>
+        <w:t>Der Kapitalismus soll periodisch zu „Überpro</w:t>
       </w:r>
       <w:r>
         <w:rPr>
@@ -4005,7 +4339,184 @@
           <w:sz w:val="20"/>
           <w:lang w:val="de-CH"/>
         </w:rPr>
-        <w:t xml:space="preserve"> (L 16f)</w:t>
+        <w:softHyphen/>
+        <w:t>duktionskrisen“ führen. Wie erklärt Marx diese These? Hat sie sich bewahrheitet?</w:t>
+      </w:r>
+      <w:r>
+        <w:rPr>
+          <w:rFonts w:asciiTheme="minorHAnsi" w:hAnsiTheme="minorHAnsi" w:cstheme="minorHAnsi"/>
+          <w:iCs/>
+          <w:sz w:val="20"/>
+          <w:lang w:val="de-CH"/>
+        </w:rPr>
+        <w:t xml:space="preserve"> (L 29-37)</w:t>
+      </w:r>
+    </w:p>
+    <w:tbl>
+      <w:tblPr>
+        <w:tblStyle w:val="TableGrid"/>
+        <w:tblW w:w="0" w:type="auto"/>
+        <w:tblInd w:w="279" w:type="dxa"/>
+        <w:tblBorders>
+          <w:top w:val="none" w:sz="0" w:space="0" w:color="auto"/>
+          <w:left w:val="none" w:sz="0" w:space="0" w:color="auto"/>
+          <w:bottom w:val="none" w:sz="0" w:space="0" w:color="auto"/>
+          <w:right w:val="none" w:sz="0" w:space="0" w:color="auto"/>
+          <w:insideH w:val="none" w:sz="0" w:space="0" w:color="auto"/>
+          <w:insideV w:val="none" w:sz="0" w:space="0" w:color="auto"/>
+        </w:tblBorders>
+        <w:tblLook w:val="04A0" w:firstRow="1" w:lastRow="0" w:firstColumn="1" w:lastColumn="0" w:noHBand="0" w:noVBand="1"/>
+      </w:tblPr>
+      <w:tblGrid>
+        <w:gridCol w:w="9690"/>
+      </w:tblGrid>
+      <w:tr>
+        <w:tc>
+          <w:tcPr>
+            <w:tcW w:w="9690" w:type="dxa"/>
+          </w:tcPr>
+          <w:p>
+            <w:pPr>
+              <w:jc w:val="both"/>
+              <w:rPr>
+                <w:rFonts w:asciiTheme="minorHAnsi" w:hAnsiTheme="minorHAnsi" w:cstheme="minorHAnsi"/>
+                <w:sz w:val="20"/>
+                <w:lang w:val="de-CH"/>
+              </w:rPr>
+            </w:pPr>
+          </w:p>
+          <w:p>
+            <w:pPr>
+              <w:jc w:val="both"/>
+              <w:rPr>
+                <w:rFonts w:asciiTheme="minorHAnsi" w:hAnsiTheme="minorHAnsi" w:cstheme="minorHAnsi"/>
+                <w:sz w:val="20"/>
+                <w:lang w:val="de-CH"/>
+              </w:rPr>
+            </w:pPr>
+            <w:r>
+              <w:rPr>
+                <w:rFonts w:asciiTheme="minorHAnsi" w:hAnsiTheme="minorHAnsi" w:cstheme="minorHAnsi"/>
+                <w:sz w:val="20"/>
+                <w:lang w:val="de-CH"/>
+              </w:rPr>
+              <w:t>Da</w:t>
+            </w:r>
+            <w:r>
+              <w:rPr>
+                <w:rFonts w:asciiTheme="minorHAnsi" w:hAnsiTheme="minorHAnsi" w:cstheme="minorHAnsi"/>
+                <w:sz w:val="20"/>
+                <w:lang w:val="de-CH"/>
+              </w:rPr>
+              <w:t xml:space="preserve"> nach der Verelendungstheorie,</w:t>
+            </w:r>
+            <w:r>
+              <w:rPr>
+                <w:rFonts w:asciiTheme="minorHAnsi" w:hAnsiTheme="minorHAnsi" w:cstheme="minorHAnsi"/>
+                <w:sz w:val="20"/>
+                <w:lang w:val="de-CH"/>
+              </w:rPr>
+              <w:t xml:space="preserve"> mit dem Druck des </w:t>
+            </w:r>
+            <w:r>
+              <w:rPr>
+                <w:rFonts w:asciiTheme="minorHAnsi" w:hAnsiTheme="minorHAnsi" w:cstheme="minorHAnsi"/>
+                <w:sz w:val="20"/>
+                <w:lang w:val="de-CH"/>
+              </w:rPr>
+              <w:t>der freien Marktwirtschaft muss die Bourgeoisie bessere Produktionsinstrumente erfinden, welche immer mehr Lohnarbeit aubl</w:t>
+            </w:r>
+            <w:r>
+              <w:rPr>
+                <w:rFonts w:asciiTheme="minorHAnsi" w:hAnsiTheme="minorHAnsi" w:cstheme="minorHAnsi"/>
+                <w:sz w:val="20"/>
+                <w:lang w:val="de-CH"/>
+              </w:rPr>
+              <w:t>ösen</w:t>
+            </w:r>
+            <w:r>
+              <w:rPr>
+                <w:rFonts w:asciiTheme="minorHAnsi" w:hAnsiTheme="minorHAnsi" w:cstheme="minorHAnsi"/>
+                <w:sz w:val="20"/>
+                <w:lang w:val="de-CH"/>
+              </w:rPr>
+              <w:t xml:space="preserve"> und zwingt sie dazu die Arbeiter immer weiter auszubeuten. Dies führt dazu, dass immer weniger Menschen Geld haben und die Kaufkraft sinkt. Der sich abber immer schneller bewegende Markt produziert somit zu viel als w</w:t>
+            </w:r>
+            <w:r>
+              <w:rPr>
+                <w:rFonts w:asciiTheme="minorHAnsi" w:hAnsiTheme="minorHAnsi" w:cstheme="minorHAnsi"/>
+                <w:sz w:val="20"/>
+                <w:lang w:val="de-CH"/>
+              </w:rPr>
+              <w:t>ürklich gekaufkt werden kann von der Bevölkerung.</w:t>
+            </w:r>
+          </w:p>
+          <w:p>
+            <w:pPr>
+              <w:jc w:val="both"/>
+              <w:rPr>
+                <w:rFonts w:asciiTheme="minorHAnsi" w:hAnsiTheme="minorHAnsi" w:cstheme="minorHAnsi"/>
+                <w:sz w:val="20"/>
+                <w:lang w:val="de-CH"/>
+              </w:rPr>
+            </w:pPr>
+            <w:r>
+              <w:rPr>
+                <w:rFonts w:asciiTheme="minorHAnsi" w:hAnsiTheme="minorHAnsi" w:cstheme="minorHAnsi"/>
+                <w:sz w:val="20"/>
+                <w:lang w:val="de-CH"/>
+              </w:rPr>
+              <w:t>Ja, siehe Weltwirschaftskriese. Im Gegensatz zu der Gscheichte, wo Kriese da waram, weil zu wenig da war. Trozdem haben mache Leute zu wenig, da nicht zuwenig da ist, sondern da es nicht richtig verteilt ist.</w:t>
+            </w:r>
+          </w:p>
+        </w:tc>
+      </w:tr>
+    </w:tbl>
+    <w:p>
+      <w:pPr>
+        <w:spacing w:before="80"/>
+        <w:jc w:val="both"/>
+        <w:rPr>
+          <w:rFonts w:asciiTheme="minorHAnsi" w:hAnsiTheme="minorHAnsi" w:cstheme="minorHAnsi"/>
+          <w:iCs/>
+          <w:sz w:val="20"/>
+          <w:lang w:val="de-CH"/>
+        </w:rPr>
+      </w:pPr>
+    </w:p>
+    <w:p>
+      <w:pPr>
+        <w:numPr>
+          <w:ilvl w:val="0"/>
+          <w:numId w:val="1"/>
+        </w:numPr>
+        <w:spacing w:before="80"/>
+        <w:ind w:left="284" w:hanging="284"/>
+        <w:jc w:val="both"/>
+        <w:rPr>
+          <w:rFonts w:asciiTheme="minorHAnsi" w:hAnsiTheme="minorHAnsi" w:cstheme="minorHAnsi"/>
+          <w:iCs/>
+          <w:sz w:val="20"/>
+          <w:lang w:val="de-CH"/>
+        </w:rPr>
+      </w:pPr>
+      <w:r>
+        <w:rPr>
+          <w:rFonts w:asciiTheme="minorHAnsi" w:hAnsiTheme="minorHAnsi" w:cstheme="minorHAnsi"/>
+          <w:iCs/>
+          <w:sz w:val="20"/>
+          <w:lang w:val="de-CH"/>
+        </w:rPr>
+        <w:t>Beurteilen Sie, inwieweit sich die Prophezeiung Marx’, wonach das „Bedürfnis nach einem stets ausgedehnteren Absatz für ihre Produkte ... die Bourgeoisie über die ganze Erdkugel“ jagt, bewahrheitet hat.</w:t>
+      </w:r>
+      <w:r>
+        <w:rPr>
+          <w:rFonts w:asciiTheme="minorHAnsi" w:hAnsiTheme="minorHAnsi" w:cstheme="minorHAnsi"/>
+          <w:iCs/>
+          <w:sz w:val="20"/>
+          <w:lang w:val="de-CH"/>
+        </w:rPr>
+        <w:t xml:space="preserve"> (L 18-20)</w:t>
       </w:r>
     </w:p>
     <w:tbl>
@@ -4044,6 +4555,15 @@
                 <w:lang w:val="de-CH"/>
               </w:rPr>
             </w:pPr>
+            <w:r>
+              <w:rPr>
+                <w:rFonts w:asciiTheme="minorHAnsi" w:hAnsiTheme="minorHAnsi" w:cstheme="minorHAnsi"/>
+                <w:iCs/>
+                <w:sz w:val="20"/>
+                <w:lang w:val="de-CH"/>
+              </w:rPr>
+              <w:t>Wie sehen dies heutzutage als die Nachfolgen der Kolonalisierung. Für Europa dient Afrika als ein guter Absatzmarkt, da ihre wirtschaft und wissenstand viel hinter europa ist aufgrund der Jahrhundert langen ausbeutung. Die USA ist (war) ein Absatzmarkt für Medikamente. Jedoch sind Europer ein Absatzmakrt für Asian bzy. China.</w:t>
+            </w:r>
           </w:p>
           <w:p>
             <w:pPr>
@@ -4055,6 +4575,15 @@
                 <w:lang w:val="de-CH"/>
               </w:rPr>
             </w:pPr>
+            <w:r>
+              <w:rPr>
+                <w:rFonts w:asciiTheme="minorHAnsi" w:hAnsiTheme="minorHAnsi" w:cstheme="minorHAnsi"/>
+                <w:iCs/>
+                <w:sz w:val="20"/>
+                <w:lang w:val="de-CH"/>
+              </w:rPr>
+              <w:t>Man sieht also deutlich, dass der Welthandel diese Aussage nur verschärft hat aufgrund der einfacheren Transportwege, welche erfunden wurden durch die «Bourgeoisie».</w:t>
+            </w:r>
           </w:p>
           <w:p>
             <w:pPr>
@@ -4066,28 +4595,15 @@
                 <w:lang w:val="de-CH"/>
               </w:rPr>
             </w:pPr>
-          </w:p>
-          <w:p>
-            <w:pPr>
-              <w:jc w:val="both"/>
+            <w:r>
               <w:rPr>
                 <w:rFonts w:asciiTheme="minorHAnsi" w:hAnsiTheme="minorHAnsi" w:cstheme="minorHAnsi"/>
                 <w:iCs/>
                 <w:sz w:val="20"/>
                 <w:lang w:val="de-CH"/>
               </w:rPr>
-            </w:pPr>
-          </w:p>
-          <w:p>
-            <w:pPr>
-              <w:jc w:val="both"/>
-              <w:rPr>
-                <w:rFonts w:asciiTheme="minorHAnsi" w:hAnsiTheme="minorHAnsi" w:cstheme="minorHAnsi"/>
-                <w:iCs/>
-                <w:sz w:val="20"/>
-                <w:lang w:val="de-CH"/>
-              </w:rPr>
-            </w:pPr>
+              <w:t>Siehe Imperialismus</w:t>
+            </w:r>
           </w:p>
           <w:p>
             <w:pPr>
@@ -4105,8 +4621,6 @@
     </w:tbl>
     <w:p>
       <w:pPr>
-        <w:spacing w:before="80"/>
-        <w:ind w:left="284"/>
         <w:jc w:val="both"/>
         <w:rPr>
           <w:rFonts w:asciiTheme="minorHAnsi" w:hAnsiTheme="minorHAnsi" w:cstheme="minorHAnsi"/>
@@ -4139,7 +4653,7 @@
           <w:sz w:val="20"/>
           <w:lang w:val="de-CH"/>
         </w:rPr>
-        <w:t>Der Kapitalismus soll periodisch zu „Überpro</w:t>
+        <w:t>Erläutern Sie die These: „Mit der Entwicklung der grossen Industrie wird also unter den Füssen der Bourgeoisie die Grundlage selbst hinweggezogen, worauf sie produziert und die Produkte sich aneignet.“</w:t>
       </w:r>
       <w:r>
         <w:rPr>
@@ -4148,17 +4662,7 @@
           <w:sz w:val="20"/>
           <w:lang w:val="de-CH"/>
         </w:rPr>
-        <w:softHyphen/>
-        <w:t>duktionskrisen“ führen. Wie erklärt Marx diese These? Hat sie sich bewahrheitet?</w:t>
-      </w:r>
-      <w:r>
-        <w:rPr>
-          <w:rFonts w:asciiTheme="minorHAnsi" w:hAnsiTheme="minorHAnsi" w:cstheme="minorHAnsi"/>
-          <w:iCs/>
-          <w:sz w:val="20"/>
-          <w:lang w:val="de-CH"/>
-        </w:rPr>
-        <w:t xml:space="preserve"> (L 29-37)</w:t>
+        <w:t xml:space="preserve"> (L 75ff)</w:t>
       </w:r>
     </w:p>
     <w:tbl>
@@ -4186,344 +4690,33 @@
                 <w:lang w:val="de-CH"/>
               </w:rPr>
             </w:pPr>
-          </w:p>
-          <w:p>
-            <w:pPr>
-              <w:jc w:val="both"/>
+            <w:r>
               <w:rPr>
                 <w:rFonts w:asciiTheme="minorHAnsi" w:hAnsiTheme="minorHAnsi" w:cstheme="minorHAnsi"/>
                 <w:iCs/>
                 <w:sz w:val="20"/>
                 <w:lang w:val="de-CH"/>
               </w:rPr>
-            </w:pPr>
-          </w:p>
-          <w:p>
-            <w:pPr>
-              <w:jc w:val="both"/>
+              <w:t>Nach der Verelendungstheorie und der Mehrwerttheorie bewirkt die Industrie, dass Lohnarbeit abnimmt und die Kaufkraft stetig sinkt. Zusammen mit dem Welthandel werden dann die Absatzmärkte zerstört und können nicht mehr die Produkte kaufen, welche Produziert werden, wodruch die Industrie wiederum kein Geld mehr verdient und auch in</w:t>
+            </w:r>
+            <w:r>
               <w:rPr>
                 <w:rFonts w:asciiTheme="minorHAnsi" w:hAnsiTheme="minorHAnsi" w:cstheme="minorHAnsi"/>
                 <w:iCs/>
                 <w:sz w:val="20"/>
                 <w:lang w:val="de-CH"/>
               </w:rPr>
-            </w:pPr>
-          </w:p>
-          <w:p>
-            <w:pPr>
-              <w:jc w:val="both"/>
+              <w:t xml:space="preserve"> </w:t>
+            </w:r>
+            <w:r>
               <w:rPr>
                 <w:rFonts w:asciiTheme="minorHAnsi" w:hAnsiTheme="minorHAnsi" w:cstheme="minorHAnsi"/>
                 <w:iCs/>
                 <w:sz w:val="20"/>
                 <w:lang w:val="de-CH"/>
               </w:rPr>
-            </w:pPr>
-          </w:p>
-          <w:p>
-            <w:pPr>
-              <w:jc w:val="both"/>
-              <w:rPr>
-                <w:rFonts w:asciiTheme="minorHAnsi" w:hAnsiTheme="minorHAnsi" w:cstheme="minorHAnsi"/>
-                <w:iCs/>
-                <w:sz w:val="20"/>
-                <w:lang w:val="de-CH"/>
-              </w:rPr>
-            </w:pPr>
-          </w:p>
-          <w:p>
-            <w:pPr>
-              <w:jc w:val="both"/>
-              <w:rPr>
-                <w:rFonts w:asciiTheme="minorHAnsi" w:hAnsiTheme="minorHAnsi" w:cstheme="minorHAnsi"/>
-                <w:iCs/>
-                <w:sz w:val="20"/>
-                <w:lang w:val="de-CH"/>
-              </w:rPr>
-            </w:pPr>
-          </w:p>
-          <w:p>
-            <w:pPr>
-              <w:jc w:val="both"/>
-              <w:rPr>
-                <w:rFonts w:asciiTheme="minorHAnsi" w:hAnsiTheme="minorHAnsi" w:cstheme="minorHAnsi"/>
-                <w:iCs/>
-                <w:sz w:val="20"/>
-                <w:lang w:val="de-CH"/>
-              </w:rPr>
-            </w:pPr>
-          </w:p>
-        </w:tc>
-      </w:tr>
-    </w:tbl>
-    <w:p>
-      <w:pPr>
-        <w:spacing w:before="80"/>
-        <w:jc w:val="both"/>
-        <w:rPr>
-          <w:rFonts w:asciiTheme="minorHAnsi" w:hAnsiTheme="minorHAnsi" w:cstheme="minorHAnsi"/>
-          <w:iCs/>
-          <w:sz w:val="20"/>
-          <w:lang w:val="de-CH"/>
-        </w:rPr>
-      </w:pPr>
-    </w:p>
-    <w:p>
-      <w:pPr>
-        <w:numPr>
-          <w:ilvl w:val="0"/>
-          <w:numId w:val="1"/>
-        </w:numPr>
-        <w:spacing w:before="80"/>
-        <w:ind w:left="284" w:hanging="284"/>
-        <w:jc w:val="both"/>
-        <w:rPr>
-          <w:rFonts w:asciiTheme="minorHAnsi" w:hAnsiTheme="minorHAnsi" w:cstheme="minorHAnsi"/>
-          <w:iCs/>
-          <w:sz w:val="20"/>
-          <w:lang w:val="de-CH"/>
-        </w:rPr>
-      </w:pPr>
-      <w:r>
-        <w:rPr>
-          <w:rFonts w:asciiTheme="minorHAnsi" w:hAnsiTheme="minorHAnsi" w:cstheme="minorHAnsi"/>
-          <w:iCs/>
-          <w:sz w:val="20"/>
-          <w:lang w:val="de-CH"/>
-        </w:rPr>
-        <w:t>Beurteilen Sie, inwieweit sich die Prophezeiung Marx’, wonach das „Bedürfnis nach einem stets ausgedehnteren Absatz für ihre Produkte ... die Bourgeoisie über die ganze Erdkugel“ jagt, bewahrheitet hat.</w:t>
-      </w:r>
-      <w:r>
-        <w:rPr>
-          <w:rFonts w:asciiTheme="minorHAnsi" w:hAnsiTheme="minorHAnsi" w:cstheme="minorHAnsi"/>
-          <w:iCs/>
-          <w:sz w:val="20"/>
-          <w:lang w:val="de-CH"/>
-        </w:rPr>
-        <w:t xml:space="preserve"> (L 18-20)</w:t>
-      </w:r>
-    </w:p>
-    <w:tbl>
-      <w:tblPr>
-        <w:tblStyle w:val="TableGrid"/>
-        <w:tblW w:w="0" w:type="auto"/>
-        <w:tblInd w:w="279" w:type="dxa"/>
-        <w:tblLook w:val="04A0" w:firstRow="1" w:lastRow="0" w:firstColumn="1" w:lastColumn="0" w:noHBand="0" w:noVBand="1"/>
-      </w:tblPr>
-      <w:tblGrid>
-        <w:gridCol w:w="9690"/>
-      </w:tblGrid>
-      <w:tr>
-        <w:tc>
-          <w:tcPr>
-            <w:tcW w:w="9690" w:type="dxa"/>
-          </w:tcPr>
-          <w:p>
-            <w:pPr>
-              <w:jc w:val="both"/>
-              <w:rPr>
-                <w:rFonts w:asciiTheme="minorHAnsi" w:hAnsiTheme="minorHAnsi" w:cstheme="minorHAnsi"/>
-                <w:iCs/>
-                <w:sz w:val="20"/>
-                <w:lang w:val="de-CH"/>
-              </w:rPr>
-            </w:pPr>
-          </w:p>
-          <w:p>
-            <w:pPr>
-              <w:jc w:val="both"/>
-              <w:rPr>
-                <w:rFonts w:asciiTheme="minorHAnsi" w:hAnsiTheme="minorHAnsi" w:cstheme="minorHAnsi"/>
-                <w:iCs/>
-                <w:sz w:val="20"/>
-                <w:lang w:val="de-CH"/>
-              </w:rPr>
-            </w:pPr>
-          </w:p>
-          <w:p>
-            <w:pPr>
-              <w:jc w:val="both"/>
-              <w:rPr>
-                <w:rFonts w:asciiTheme="minorHAnsi" w:hAnsiTheme="minorHAnsi" w:cstheme="minorHAnsi"/>
-                <w:iCs/>
-                <w:sz w:val="20"/>
-                <w:lang w:val="de-CH"/>
-              </w:rPr>
-            </w:pPr>
-          </w:p>
-          <w:p>
-            <w:pPr>
-              <w:jc w:val="both"/>
-              <w:rPr>
-                <w:rFonts w:asciiTheme="minorHAnsi" w:hAnsiTheme="minorHAnsi" w:cstheme="minorHAnsi"/>
-                <w:iCs/>
-                <w:sz w:val="20"/>
-                <w:lang w:val="de-CH"/>
-              </w:rPr>
-            </w:pPr>
-          </w:p>
-          <w:p>
-            <w:pPr>
-              <w:jc w:val="both"/>
-              <w:rPr>
-                <w:rFonts w:asciiTheme="minorHAnsi" w:hAnsiTheme="minorHAnsi" w:cstheme="minorHAnsi"/>
-                <w:iCs/>
-                <w:sz w:val="20"/>
-                <w:lang w:val="de-CH"/>
-              </w:rPr>
-            </w:pPr>
-          </w:p>
-          <w:p>
-            <w:pPr>
-              <w:jc w:val="both"/>
-              <w:rPr>
-                <w:rFonts w:asciiTheme="minorHAnsi" w:hAnsiTheme="minorHAnsi" w:cstheme="minorHAnsi"/>
-                <w:iCs/>
-                <w:sz w:val="20"/>
-                <w:lang w:val="de-CH"/>
-              </w:rPr>
-            </w:pPr>
-          </w:p>
-          <w:p>
-            <w:pPr>
-              <w:jc w:val="both"/>
-              <w:rPr>
-                <w:rFonts w:asciiTheme="minorHAnsi" w:hAnsiTheme="minorHAnsi" w:cstheme="minorHAnsi"/>
-                <w:iCs/>
-                <w:sz w:val="20"/>
-                <w:lang w:val="de-CH"/>
-              </w:rPr>
-            </w:pPr>
-          </w:p>
-        </w:tc>
-      </w:tr>
-    </w:tbl>
-    <w:p>
-      <w:pPr>
-        <w:jc w:val="both"/>
-        <w:rPr>
-          <w:rFonts w:asciiTheme="minorHAnsi" w:hAnsiTheme="minorHAnsi" w:cstheme="minorHAnsi"/>
-          <w:iCs/>
-          <w:sz w:val="20"/>
-          <w:lang w:val="de-CH"/>
-        </w:rPr>
-      </w:pPr>
-    </w:p>
-    <w:p>
-      <w:pPr>
-        <w:numPr>
-          <w:ilvl w:val="0"/>
-          <w:numId w:val="1"/>
-        </w:numPr>
-        <w:spacing w:before="80"/>
-        <w:ind w:left="284" w:hanging="284"/>
-        <w:jc w:val="both"/>
-        <w:rPr>
-          <w:rFonts w:asciiTheme="minorHAnsi" w:hAnsiTheme="minorHAnsi" w:cstheme="minorHAnsi"/>
-          <w:iCs/>
-          <w:sz w:val="20"/>
-          <w:lang w:val="de-CH"/>
-        </w:rPr>
-      </w:pPr>
-      <w:r>
-        <w:rPr>
-          <w:rFonts w:asciiTheme="minorHAnsi" w:hAnsiTheme="minorHAnsi" w:cstheme="minorHAnsi"/>
-          <w:iCs/>
-          <w:sz w:val="20"/>
-          <w:lang w:val="de-CH"/>
-        </w:rPr>
-        <w:t>Erläutern Sie die These: „Mit der Entwicklung der grossen Industrie wird also unter den Füssen der Bourgeoisie die Grundlage selbst hinweggezogen, worauf sie produziert und die Produkte sich aneignet.“</w:t>
-      </w:r>
-      <w:r>
-        <w:rPr>
-          <w:rFonts w:asciiTheme="minorHAnsi" w:hAnsiTheme="minorHAnsi" w:cstheme="minorHAnsi"/>
-          <w:iCs/>
-          <w:sz w:val="20"/>
-          <w:lang w:val="de-CH"/>
-        </w:rPr>
-        <w:t xml:space="preserve"> (L 75ff)</w:t>
-      </w:r>
-    </w:p>
-    <w:tbl>
-      <w:tblPr>
-        <w:tblStyle w:val="TableGrid"/>
-        <w:tblW w:w="0" w:type="auto"/>
-        <w:tblInd w:w="279" w:type="dxa"/>
-        <w:tblLook w:val="04A0" w:firstRow="1" w:lastRow="0" w:firstColumn="1" w:lastColumn="0" w:noHBand="0" w:noVBand="1"/>
-      </w:tblPr>
-      <w:tblGrid>
-        <w:gridCol w:w="9690"/>
-      </w:tblGrid>
-      <w:tr>
-        <w:tc>
-          <w:tcPr>
-            <w:tcW w:w="9690" w:type="dxa"/>
-          </w:tcPr>
-          <w:p>
-            <w:pPr>
-              <w:jc w:val="both"/>
-              <w:rPr>
-                <w:rFonts w:asciiTheme="minorHAnsi" w:hAnsiTheme="minorHAnsi" w:cstheme="minorHAnsi"/>
-                <w:iCs/>
-                <w:sz w:val="20"/>
-                <w:lang w:val="de-CH"/>
-              </w:rPr>
-            </w:pPr>
-          </w:p>
-          <w:p>
-            <w:pPr>
-              <w:jc w:val="both"/>
-              <w:rPr>
-                <w:rFonts w:asciiTheme="minorHAnsi" w:hAnsiTheme="minorHAnsi" w:cstheme="minorHAnsi"/>
-                <w:iCs/>
-                <w:sz w:val="20"/>
-                <w:lang w:val="de-CH"/>
-              </w:rPr>
-            </w:pPr>
-          </w:p>
-          <w:p>
-            <w:pPr>
-              <w:jc w:val="both"/>
-              <w:rPr>
-                <w:rFonts w:asciiTheme="minorHAnsi" w:hAnsiTheme="minorHAnsi" w:cstheme="minorHAnsi"/>
-                <w:iCs/>
-                <w:sz w:val="20"/>
-                <w:lang w:val="de-CH"/>
-              </w:rPr>
-            </w:pPr>
-          </w:p>
-          <w:p>
-            <w:pPr>
-              <w:jc w:val="both"/>
-              <w:rPr>
-                <w:rFonts w:asciiTheme="minorHAnsi" w:hAnsiTheme="minorHAnsi" w:cstheme="minorHAnsi"/>
-                <w:iCs/>
-                <w:sz w:val="20"/>
-                <w:lang w:val="de-CH"/>
-              </w:rPr>
-            </w:pPr>
-          </w:p>
-          <w:p>
-            <w:pPr>
-              <w:jc w:val="both"/>
-              <w:rPr>
-                <w:rFonts w:asciiTheme="minorHAnsi" w:hAnsiTheme="minorHAnsi" w:cstheme="minorHAnsi"/>
-                <w:iCs/>
-                <w:sz w:val="20"/>
-                <w:lang w:val="de-CH"/>
-              </w:rPr>
-            </w:pPr>
-          </w:p>
-          <w:p>
-            <w:pPr>
-              <w:jc w:val="both"/>
-              <w:rPr>
-                <w:rFonts w:asciiTheme="minorHAnsi" w:hAnsiTheme="minorHAnsi" w:cstheme="minorHAnsi"/>
-                <w:iCs/>
-                <w:sz w:val="20"/>
-                <w:lang w:val="de-CH"/>
-              </w:rPr>
-            </w:pPr>
+              <w:t>die Ruine fällt.</w:t>
+            </w:r>
           </w:p>
           <w:p>
             <w:pPr>

--- a/Ggsc/8 Marxismus/Marx Dossier 26.docx
+++ b/Ggsc/8 Marxismus/Marx Dossier 26.docx
@@ -3234,7 +3234,7 @@
         </w:rPr>
         <w:lastRenderedPageBreak/>
         <w:drawing>
-          <wp:inline distT="0" distB="0" distL="0" distR="0" wp14:anchorId="605DAD80" wp14:editId="4BE0EEAB">
+          <wp:inline distT="0" distB="0" distL="0" distR="0" wp14:anchorId="605DAD80" wp14:editId="5475676E">
             <wp:extent cx="6336665" cy="3742690"/>
             <wp:effectExtent l="12700" t="12700" r="13335" b="16510"/>
             <wp:docPr id="1296232420" name="Grafik 9" descr="Ein Bild, das Text, Screenshot, Schrift, Diagramm enthält.&#10;&#10;KI-generierte Inhalte können fehlerhaft sein."/>
@@ -4840,13 +4840,125 @@
           <w:sz w:val="20"/>
           <w:lang w:val="de-CH"/>
         </w:rPr>
-        <w:t xml:space="preserve">Was waren die Grundfehler, die sein Denken und sein politisches Programm verfälschten? Marx verachtete die Politik. Folglich verkannte er die Möglichkeiten, welche sie hatte, den Kampf der Klassen zu mildern, und welche das Proletariat hatte, seine Lebensbedingungen eben durch politische Aktion zu verbessern. Dass er später für sein „Kapital“ – wie schon Engels für seine „Lage der arbeitenden Klassen“ – so viel aus den Reporten der englischen Fabrikinspektoren zog, hätte ihn wohl stutzig machen können. Diese Inspektoren waren vom „bürgerlichen“, „kapitalistischen“ Staat bezahlt, um die Wahrheit über die Lebensbedingungen der Arbeiter zu erforschen, und doch berichteten sie mit schonungsloser Objektivität. Politik brachte das zuwege; Politik konnte, vielleicht, im sozialen Bereich noch ganz andere Dinge zuwege bringen. Sie hing wohl mit dem wirtschaftlichen Kampf zusammen, aber war nicht identisch mit ihm und konnte sich von ihm lösen. Marx kümmerte sich nicht darum. Zusammen mit der Politik verachtete er die Philosophie oder Wissenschaft von der Politik. Die Theorie der Verfassungen, der Beschränkungen der Macht, der Gewaltenteilung, des Rechtsstaates, all das, was seit Jahrhunderten darüber gedacht und dafür getan worden war, hielt er für Hokuspokus. Auf die wirtschaftlich herrschende Klasse allein kam es ihm an; das übrige war ideologisches Hirngespinst, im Interesse der Herrschenden ausgeheckt, um ihre Stellung zugleich zu stützen und zu verbergen. Darum findet man in den Werken von Marx und Engels nicht eine Zeile über die Frage, wie wohl die Macht des kommunistischen Staates einmal zu beschränken wäre, in welchen Formen sie ausgeübt werden sollte. Die Frage war ihnen widersinnig: politische Macht, wie sie auch legal aufgeputzt erschien, war wirtschaftliche Ausbeutung, und wo es das eine nicht gab, konnte es auch das andere nicht geben. Auch dies schwere Versehen, die einfache Gleichsetzung von Politik mit „wirtschaftlicher Basis“, den Besitzverhältnissen, wirkt nach. Noch heute wird ein Kommunist uns sagen, ein Staat, in welchem die Produktivmittel nicht in privaten Händen seien, ein kommunistischer Staat also, </w:t>
-      </w:r>
-      <w:r>
-        <w:rPr>
-          <w:rFonts w:asciiTheme="minorHAnsi" w:hAnsiTheme="minorHAnsi" w:cstheme="minorHAnsi"/>
-          <w:i/>
-          <w:sz w:val="20"/>
+        <w:t xml:space="preserve">Was waren die Grundfehler, die sein Denken und sein politisches Programm verfälschten? Marx verachtete die Politik. Folglich verkannte er die Möglichkeiten, welche sie hatte, den Kampf der Klassen zu mildern, und welche das Proletariat hatte, seine Lebensbedingungen eben durch politische Aktion zu verbessern. Dass er später für sein „Kapital“ – wie schon Engels für seine „Lage der arbeitenden Klassen“ – so viel aus den Reporten der englischen Fabrikinspektoren zog, hätte ihn wohl stutzig machen können. </w:t>
+      </w:r>
+      <w:r>
+        <w:rPr>
+          <w:rFonts w:asciiTheme="minorHAnsi" w:hAnsiTheme="minorHAnsi" w:cstheme="minorHAnsi"/>
+          <w:sz w:val="20"/>
+          <w:highlight w:val="yellow"/>
+          <w:lang w:val="de-CH"/>
+        </w:rPr>
+        <w:t>Diese Inspektoren waren vom „bürgerlichen“, „kapitalistischen“ Staat bezahlt</w:t>
+      </w:r>
+      <w:r>
+        <w:rPr>
+          <w:rFonts w:asciiTheme="minorHAnsi" w:hAnsiTheme="minorHAnsi" w:cstheme="minorHAnsi"/>
+          <w:sz w:val="20"/>
+          <w:lang w:val="de-CH"/>
+        </w:rPr>
+        <w:t xml:space="preserve">, um die Wahrheit über die Lebensbedingungen der Arbeiter zu erforschen, und doch berichteten sie mit schonungsloser Objektivität. Politik brachte das zuwege; Politik konnte, vielleicht, im sozialen Bereich noch ganz andere Dinge zuwege bringen. </w:t>
+      </w:r>
+      <w:r>
+        <w:rPr>
+          <w:rFonts w:asciiTheme="minorHAnsi" w:hAnsiTheme="minorHAnsi" w:cstheme="minorHAnsi"/>
+          <w:sz w:val="20"/>
+          <w:highlight w:val="yellow"/>
+          <w:lang w:val="de-CH"/>
+        </w:rPr>
+        <w:t>Sie hing wohl mit dem wirtschaftlichen Kampf zusammen, aber war nicht identisch mit ihm und konnte sich von ihm lösen</w:t>
+      </w:r>
+      <w:r>
+        <w:rPr>
+          <w:rFonts w:asciiTheme="minorHAnsi" w:hAnsiTheme="minorHAnsi" w:cstheme="minorHAnsi"/>
+          <w:sz w:val="20"/>
+          <w:lang w:val="de-CH"/>
+        </w:rPr>
+        <w:t xml:space="preserve">. Marx kümmerte sich nicht darum. Zusammen mit der Politik verachtete er die Philosophie oder Wissenschaft von der Politik. Die Theorie der </w:t>
+      </w:r>
+      <w:r>
+        <w:rPr>
+          <w:rFonts w:asciiTheme="minorHAnsi" w:hAnsiTheme="minorHAnsi" w:cstheme="minorHAnsi"/>
+          <w:sz w:val="20"/>
+          <w:highlight w:val="yellow"/>
+          <w:lang w:val="de-CH"/>
+        </w:rPr>
+        <w:t>Verfassungen, der Beschränkungen der Macht, der Gewaltenteilung, des Rechtsstaates, all das, was seit Jahrhunderten darüber gedacht und dafür getan worden war, hielt er für Hokuspokus.</w:t>
+      </w:r>
+      <w:r>
+        <w:rPr>
+          <w:rFonts w:asciiTheme="minorHAnsi" w:hAnsiTheme="minorHAnsi" w:cstheme="minorHAnsi"/>
+          <w:sz w:val="20"/>
+          <w:lang w:val="de-CH"/>
+        </w:rPr>
+        <w:t xml:space="preserve"> Auf die </w:t>
+      </w:r>
+      <w:r>
+        <w:rPr>
+          <w:rFonts w:asciiTheme="minorHAnsi" w:hAnsiTheme="minorHAnsi" w:cstheme="minorHAnsi"/>
+          <w:sz w:val="20"/>
+          <w:highlight w:val="yellow"/>
+          <w:lang w:val="de-CH"/>
+        </w:rPr>
+        <w:t>wirtschaftlich herrschende Klasse allein kam es ihm an;</w:t>
+      </w:r>
+      <w:r>
+        <w:rPr>
+          <w:rFonts w:asciiTheme="minorHAnsi" w:hAnsiTheme="minorHAnsi" w:cstheme="minorHAnsi"/>
+          <w:sz w:val="20"/>
+          <w:lang w:val="de-CH"/>
+        </w:rPr>
+        <w:t xml:space="preserve"> das übrige war ideologisches Hirngespinst, im Interesse der Herrschenden ausgeheckt, um ihre Stellung zugleich zu stützen und zu verbergen. Darum findet man in den Werken von Marx und Engels nicht eine Zeile über die </w:t>
+      </w:r>
+      <w:r>
+        <w:rPr>
+          <w:rFonts w:asciiTheme="minorHAnsi" w:hAnsiTheme="minorHAnsi" w:cstheme="minorHAnsi"/>
+          <w:sz w:val="20"/>
+          <w:highlight w:val="yellow"/>
+          <w:lang w:val="de-CH"/>
+        </w:rPr>
+        <w:t>Frage, wie wohl die Macht des kommunistischen Staates einmal zu beschränken wäre</w:t>
+      </w:r>
+      <w:r>
+        <w:rPr>
+          <w:rFonts w:asciiTheme="minorHAnsi" w:hAnsiTheme="minorHAnsi" w:cstheme="minorHAnsi"/>
+          <w:sz w:val="20"/>
+          <w:lang w:val="de-CH"/>
+        </w:rPr>
+        <w:t xml:space="preserve">, in welchen Formen sie ausgeübt werden sollte. Die Frage war ihnen widersinnig: </w:t>
+      </w:r>
+      <w:r>
+        <w:rPr>
+          <w:rFonts w:asciiTheme="minorHAnsi" w:hAnsiTheme="minorHAnsi" w:cstheme="minorHAnsi"/>
+          <w:sz w:val="20"/>
+          <w:highlight w:val="yellow"/>
+          <w:lang w:val="de-CH"/>
+        </w:rPr>
+        <w:t>politische Macht, wie sie auch legal aufgeputzt erschien, war wirtschaftliche Ausbeutung, und wo es das eine nicht gab, konnte es auch das andere nicht geben</w:t>
+      </w:r>
+      <w:r>
+        <w:rPr>
+          <w:rFonts w:asciiTheme="minorHAnsi" w:hAnsiTheme="minorHAnsi" w:cstheme="minorHAnsi"/>
+          <w:sz w:val="20"/>
+          <w:lang w:val="de-CH"/>
+        </w:rPr>
+        <w:t xml:space="preserve">. Auch dies schwere Versehen, die einfache Gleichsetzung von Politik mit „wirtschaftlicher Basis“, den Besitzverhältnissen, wirkt nach. </w:t>
+      </w:r>
+      <w:r>
+        <w:rPr>
+          <w:rFonts w:asciiTheme="minorHAnsi" w:hAnsiTheme="minorHAnsi" w:cstheme="minorHAnsi"/>
+          <w:sz w:val="20"/>
+          <w:highlight w:val="yellow"/>
+          <w:lang w:val="de-CH"/>
+        </w:rPr>
+        <w:t xml:space="preserve">Noch heute wird ein Kommunist uns sagen, ein Staat, in welchem die Produktivmittel nicht in privaten Händen seien, ein kommunistischer Staat also, </w:t>
+      </w:r>
+      <w:r>
+        <w:rPr>
+          <w:rFonts w:asciiTheme="minorHAnsi" w:hAnsiTheme="minorHAnsi" w:cstheme="minorHAnsi"/>
+          <w:i/>
+          <w:sz w:val="20"/>
+          <w:highlight w:val="yellow"/>
           <w:lang w:val="de-CH"/>
         </w:rPr>
         <w:t>könnte</w:t>
@@ -4855,6 +4967,7 @@
         <w:rPr>
           <w:rFonts w:asciiTheme="minorHAnsi" w:hAnsiTheme="minorHAnsi" w:cstheme="minorHAnsi"/>
           <w:sz w:val="20"/>
+          <w:highlight w:val="yellow"/>
           <w:lang w:val="de-CH"/>
         </w:rPr>
         <w:t xml:space="preserve"> niemals imperialistisch sein, </w:t>
@@ -4864,6 +4977,7 @@
           <w:rFonts w:asciiTheme="minorHAnsi" w:hAnsiTheme="minorHAnsi" w:cstheme="minorHAnsi"/>
           <w:i/>
           <w:sz w:val="20"/>
+          <w:highlight w:val="yellow"/>
           <w:lang w:val="de-CH"/>
         </w:rPr>
         <w:t>könnte</w:t>
@@ -4872,6 +4986,7 @@
         <w:rPr>
           <w:rFonts w:asciiTheme="minorHAnsi" w:hAnsiTheme="minorHAnsi" w:cstheme="minorHAnsi"/>
           <w:sz w:val="20"/>
+          <w:highlight w:val="yellow"/>
           <w:lang w:val="de-CH"/>
         </w:rPr>
         <w:t xml:space="preserve"> nach innen nicht despotisch sein, </w:t>
@@ -4881,6 +4996,7 @@
           <w:rFonts w:asciiTheme="minorHAnsi" w:hAnsiTheme="minorHAnsi" w:cstheme="minorHAnsi"/>
           <w:i/>
           <w:sz w:val="20"/>
+          <w:highlight w:val="yellow"/>
           <w:lang w:val="de-CH"/>
         </w:rPr>
         <w:t>könnte</w:t>
@@ -4889,6 +5005,7 @@
         <w:rPr>
           <w:rFonts w:asciiTheme="minorHAnsi" w:hAnsiTheme="minorHAnsi" w:cstheme="minorHAnsi"/>
           <w:sz w:val="20"/>
+          <w:highlight w:val="yellow"/>
           <w:lang w:val="de-CH"/>
         </w:rPr>
         <w:t xml:space="preserve"> Arbeiter und Bauern nicht ausbeuten und so fort.</w:t>
@@ -4910,7 +5027,24 @@
           <w:sz w:val="20"/>
           <w:lang w:val="de-CH"/>
         </w:rPr>
-        <w:t xml:space="preserve">Übrigens wandte Marx wenig Nachdenken selbst auf die wirtschaftlichen Bedingungen und Regeln, welche sich der siegreiche Kommunismus einmal setzen würde. Die „Expropriation der Expropriateure“, der Vergemeinschaftung der Produktionsmittel, die Befreiung und wissenschaftliche Lenkung der Produktivkräfte – das genügte ihm. Mit dem Weg zum </w:t>
+        <w:t xml:space="preserve">Übrigens wandte Marx wenig Nachdenken selbst auf die wirtschaftlichen Bedingungen und Regeln, welche sich der siegreiche Kommunismus einmal setzen würde. </w:t>
+      </w:r>
+      <w:r>
+        <w:rPr>
+          <w:rFonts w:asciiTheme="minorHAnsi" w:hAnsiTheme="minorHAnsi" w:cstheme="minorHAnsi"/>
+          <w:sz w:val="20"/>
+          <w:highlight w:val="yellow"/>
+          <w:lang w:val="de-CH"/>
+        </w:rPr>
+        <w:t>Die „Expropriation der Expropriateure“, der Vergemeinschaftung der Produktionsmittel, die Befreiung und wissenschaftliche Lenkung der Produktivkräfte – das genügte ihm</w:t>
+      </w:r>
+      <w:r>
+        <w:rPr>
+          <w:rFonts w:asciiTheme="minorHAnsi" w:hAnsiTheme="minorHAnsi" w:cstheme="minorHAnsi"/>
+          <w:sz w:val="20"/>
+          <w:lang w:val="de-CH"/>
+        </w:rPr>
+        <w:t xml:space="preserve">. Mit dem Weg zum </w:t>
       </w:r>
       <w:r>
         <w:rPr>
@@ -4935,7 +5069,24 @@
           <w:sz w:val="20"/>
           <w:lang w:val="de-CH"/>
         </w:rPr>
-        <w:t xml:space="preserve"> erst begann man zu überlegen, wie nun der Kommunismus eigentlich aussehen sollte, so dass der Streit darüber, was wahrer Sozialismus oder Kommunismus in der Praxis sei, niemals aufhörte; man fand bei dem Meister nichts darüber. </w:t>
+        <w:t xml:space="preserve"> erst begann man zu überlegen, </w:t>
+      </w:r>
+      <w:r>
+        <w:rPr>
+          <w:rFonts w:asciiTheme="minorHAnsi" w:hAnsiTheme="minorHAnsi" w:cstheme="minorHAnsi"/>
+          <w:sz w:val="20"/>
+          <w:highlight w:val="yellow"/>
+          <w:lang w:val="de-CH"/>
+        </w:rPr>
+        <w:t>wie nun der Kommunismus eigentlich aussehen sollte</w:t>
+      </w:r>
+      <w:r>
+        <w:rPr>
+          <w:rFonts w:asciiTheme="minorHAnsi" w:hAnsiTheme="minorHAnsi" w:cstheme="minorHAnsi"/>
+          <w:sz w:val="20"/>
+          <w:lang w:val="de-CH"/>
+        </w:rPr>
+        <w:t xml:space="preserve">, so dass der Streit darüber, was wahrer Sozialismus oder Kommunismus in der Praxis sei, niemals aufhörte; man fand bei dem Meister nichts darüber. </w:t>
       </w:r>
     </w:p>
     <w:p>
@@ -4954,7 +5105,109 @@
           <w:sz w:val="20"/>
           <w:lang w:val="de-CH"/>
         </w:rPr>
-        <w:t xml:space="preserve">In der Politik erscheint der Mensch als das, was er ist, mit seinen guten und bösen Möglichkeiten, mit Misstrauen, Furcht und Hass, mit Egoismus und Altruismus, sportlichem Wetteifer, Freude am hilfreichen Werk, Machtgier, Sicherheitsbedürfnis, Grausamkeit, mit hohen Idealen und niederen Leidenschaften. Marx verachtete die Politik, weil er das menschliche Problem zu einem bloss natürlichen zurückführte und seine moralische Seite bestritt. Wenn seine Ökonomie in Ordnung war, so musste alles andere von selbst in Ordnung kommen. Dass es noch immer der Mensch war, der seine Ökonomie in Ordnung bringen sollte, der Mensch mit allen Schwächen des Fleisches und der Seele, dass er der Mensch bleiben würde auch nach jenem ökonomischen Befreiungsakt – den Einwand tat er als pfäffisches Geschwätz ab. Er konnte wohl sich über die hartherzige Gier der englischen Kapitalisten empören, mit gutem Grund; systematisch aber war für den Unterschied zwischen Gut und Böse kein Platz in seiner Philosophie. Man handelte, wie man musste; würden die ökonomischen Zustände anders, so würde man zuverlässig anders handeln. Es ist dieser Optimismus, den Marx von der „Aufklärung“ erbte, und an dem die Gesellschaftswissenschaft des Westens noch heute hängt; er nimmt das Problem des Menschen als ein nur gegenständliches, wissenschaftlich zu lösendes, nicht als ein moralisches, das ewig in der Schwebe bleiben muss. Einfacher ausgedrückt: er übersieht, dass jene, die das menschliche Problem lösen sollen, auch Menschen sind; und dass auf dem Menschen kein Verlass ist. </w:t>
+        <w:t xml:space="preserve">In der Politik erscheint der Mensch als das, was er ist, mit seinen guten und bösen Möglichkeiten, mit Misstrauen, Furcht und Hass, mit Egoismus und Altruismus, sportlichem Wetteifer, Freude am hilfreichen Werk, Machtgier, Sicherheitsbedürfnis, Grausamkeit, mit hohen Idealen und niederen Leidenschaften. Marx verachtete die Politik, weil er das menschliche Problem zu einem bloss natürlichen zurückführte und seine moralische Seite bestritt. </w:t>
+      </w:r>
+      <w:r>
+        <w:rPr>
+          <w:rFonts w:asciiTheme="minorHAnsi" w:hAnsiTheme="minorHAnsi" w:cstheme="minorHAnsi"/>
+          <w:sz w:val="20"/>
+          <w:highlight w:val="yellow"/>
+          <w:lang w:val="de-CH"/>
+        </w:rPr>
+        <w:t>Wenn seine Ökonomie in Ordnung war, so musste alles andere von selbst in Ordnung kommen.</w:t>
+      </w:r>
+      <w:r>
+        <w:rPr>
+          <w:rFonts w:asciiTheme="minorHAnsi" w:hAnsiTheme="minorHAnsi" w:cstheme="minorHAnsi"/>
+          <w:sz w:val="20"/>
+          <w:lang w:val="de-CH"/>
+        </w:rPr>
+        <w:t xml:space="preserve"> Dass es noch immer der Mensch war, der seine Ökonomie in Ordnung bringen sollte, der Mensch mit allen Schwächen des Fleisches und der Seele, </w:t>
+      </w:r>
+      <w:r>
+        <w:rPr>
+          <w:rFonts w:asciiTheme="minorHAnsi" w:hAnsiTheme="minorHAnsi" w:cstheme="minorHAnsi"/>
+          <w:sz w:val="20"/>
+          <w:highlight w:val="yellow"/>
+          <w:lang w:val="de-CH"/>
+        </w:rPr>
+        <w:t>dass er der Mensch bleiben würde auch nach jenem ökonomischen Befreiungsakt</w:t>
+      </w:r>
+      <w:r>
+        <w:rPr>
+          <w:rFonts w:asciiTheme="minorHAnsi" w:hAnsiTheme="minorHAnsi" w:cstheme="minorHAnsi"/>
+          <w:sz w:val="20"/>
+          <w:lang w:val="de-CH"/>
+        </w:rPr>
+        <w:t xml:space="preserve"> – den Einwand tat er als pfäffisches Geschwätz ab. Er konnte wohl sich über die hartherzige Gier der englischen Kapitalisten empören, mit gutem Grund; </w:t>
+      </w:r>
+      <w:r>
+        <w:rPr>
+          <w:rFonts w:asciiTheme="minorHAnsi" w:hAnsiTheme="minorHAnsi" w:cstheme="minorHAnsi"/>
+          <w:sz w:val="20"/>
+          <w:highlight w:val="yellow"/>
+          <w:lang w:val="de-CH"/>
+        </w:rPr>
+        <w:t>systematisch aber war für den Unterschied zwischen Gut und Böse kein Platz in seiner Philosophie.</w:t>
+      </w:r>
+      <w:r>
+        <w:rPr>
+          <w:rFonts w:asciiTheme="minorHAnsi" w:hAnsiTheme="minorHAnsi" w:cstheme="minorHAnsi"/>
+          <w:sz w:val="20"/>
+          <w:lang w:val="de-CH"/>
+        </w:rPr>
+        <w:t xml:space="preserve"> Man handelte, wie man musste; würden die ökonomischen Zustände anders, so würde man zuverlässig anders handeln. </w:t>
+      </w:r>
+      <w:r>
+        <w:rPr>
+          <w:rFonts w:asciiTheme="minorHAnsi" w:hAnsiTheme="minorHAnsi" w:cstheme="minorHAnsi"/>
+          <w:sz w:val="20"/>
+          <w:highlight w:val="yellow"/>
+          <w:lang w:val="de-CH"/>
+        </w:rPr>
+        <w:t>Es ist dieser Optimismus, den Marx von der „Aufklärung“ erbte, und an dem die Gesellschaftswissenschaft des Westens noch heute hängt</w:t>
+      </w:r>
+      <w:r>
+        <w:rPr>
+          <w:rFonts w:asciiTheme="minorHAnsi" w:hAnsiTheme="minorHAnsi" w:cstheme="minorHAnsi"/>
+          <w:sz w:val="20"/>
+          <w:lang w:val="de-CH"/>
+        </w:rPr>
+        <w:t>; er nimmt das Problem des Menschen als ein nur gegenständliches</w:t>
+      </w:r>
+      <w:r>
+        <w:rPr>
+          <w:rFonts w:asciiTheme="minorHAnsi" w:hAnsiTheme="minorHAnsi" w:cstheme="minorHAnsi"/>
+          <w:sz w:val="20"/>
+          <w:highlight w:val="yellow"/>
+          <w:lang w:val="de-CH"/>
+        </w:rPr>
+        <w:t>, wissenschaftlich zu lösendes, nicht als ein moralisches, das ewig in der Schwebe bleiben muss.</w:t>
+      </w:r>
+      <w:r>
+        <w:rPr>
+          <w:rFonts w:asciiTheme="minorHAnsi" w:hAnsiTheme="minorHAnsi" w:cstheme="minorHAnsi"/>
+          <w:sz w:val="20"/>
+          <w:lang w:val="de-CH"/>
+        </w:rPr>
+        <w:t xml:space="preserve"> Einfacher ausgedrückt</w:t>
+      </w:r>
+      <w:r>
+        <w:rPr>
+          <w:rFonts w:asciiTheme="minorHAnsi" w:hAnsiTheme="minorHAnsi" w:cstheme="minorHAnsi"/>
+          <w:sz w:val="20"/>
+          <w:highlight w:val="yellow"/>
+          <w:lang w:val="de-CH"/>
+        </w:rPr>
+        <w:t>: er übersieht, dass jene, die das menschliche Problem lösen sollen, auch Menschen sind;</w:t>
+      </w:r>
+      <w:r>
+        <w:rPr>
+          <w:rFonts w:asciiTheme="minorHAnsi" w:hAnsiTheme="minorHAnsi" w:cstheme="minorHAnsi"/>
+          <w:sz w:val="20"/>
+          <w:lang w:val="de-CH"/>
+        </w:rPr>
+        <w:t xml:space="preserve"> und dass auf dem Menschen kein Verlass ist. </w:t>
       </w:r>
     </w:p>
     <w:p>
@@ -5136,6 +5389,33 @@
                 <w:lang w:val="de-CH"/>
               </w:rPr>
             </w:pPr>
+            <w:r>
+              <w:rPr>
+                <w:rFonts w:asciiTheme="minorHAnsi" w:hAnsiTheme="minorHAnsi" w:cstheme="minorHAnsi"/>
+                <w:iCs/>
+                <w:sz w:val="20"/>
+                <w:lang w:val="de-CH"/>
+              </w:rPr>
+              <w:t>Marx hat sich mit dieser Frage nicht viel auseinandergesetzt, er ignorierte genau das Verhalten des Menschen und sah dieses nur als eine Folge der momentanen Ökonomischen Umstände</w:t>
+            </w:r>
+            <w:r>
+              <w:rPr>
+                <w:rFonts w:asciiTheme="minorHAnsi" w:hAnsiTheme="minorHAnsi" w:cstheme="minorHAnsi"/>
+                <w:iCs/>
+                <w:sz w:val="20"/>
+                <w:lang w:val="de-CH"/>
+              </w:rPr>
+              <w:t>. In seinen augen war dies jedoch gut.</w:t>
+            </w:r>
+            <w:r>
+              <w:rPr>
+                <w:rFonts w:asciiTheme="minorHAnsi" w:hAnsiTheme="minorHAnsi" w:cstheme="minorHAnsi"/>
+                <w:iCs/>
+                <w:sz w:val="20"/>
+                <w:lang w:val="de-CH"/>
+              </w:rPr>
+              <w:t xml:space="preserve"> Er findet nicht, dass die Probleme des Menschens durch eine seine Moral zu lösen wären, sondern durch wissenschaftliches Nachdenken, welches sie dazu zwingen würde.</w:t>
+            </w:r>
           </w:p>
           <w:p>
             <w:pPr>
@@ -5160,54 +5440,15 @@
                 <w:lang w:val="de-CH"/>
               </w:rPr>
             </w:pPr>
-          </w:p>
-          <w:p>
-            <w:pPr>
-              <w:spacing w:line="276" w:lineRule="auto"/>
-              <w:jc w:val="both"/>
+            <w:r>
               <w:rPr>
                 <w:rFonts w:asciiTheme="minorHAnsi" w:hAnsiTheme="minorHAnsi" w:cstheme="minorHAnsi"/>
                 <w:iCs/>
                 <w:sz w:val="20"/>
                 <w:lang w:val="de-CH"/>
               </w:rPr>
-            </w:pPr>
-          </w:p>
-          <w:p>
-            <w:pPr>
-              <w:spacing w:line="276" w:lineRule="auto"/>
-              <w:jc w:val="both"/>
-              <w:rPr>
-                <w:rFonts w:asciiTheme="minorHAnsi" w:hAnsiTheme="minorHAnsi" w:cstheme="minorHAnsi"/>
-                <w:iCs/>
-                <w:sz w:val="20"/>
-                <w:lang w:val="de-CH"/>
-              </w:rPr>
-            </w:pPr>
-          </w:p>
-          <w:p>
-            <w:pPr>
-              <w:spacing w:line="276" w:lineRule="auto"/>
-              <w:jc w:val="both"/>
-              <w:rPr>
-                <w:rFonts w:asciiTheme="minorHAnsi" w:hAnsiTheme="minorHAnsi" w:cstheme="minorHAnsi"/>
-                <w:iCs/>
-                <w:sz w:val="20"/>
-                <w:lang w:val="de-CH"/>
-              </w:rPr>
-            </w:pPr>
-          </w:p>
-          <w:p>
-            <w:pPr>
-              <w:spacing w:line="276" w:lineRule="auto"/>
-              <w:jc w:val="both"/>
-              <w:rPr>
-                <w:rFonts w:asciiTheme="minorHAnsi" w:hAnsiTheme="minorHAnsi" w:cstheme="minorHAnsi"/>
-                <w:iCs/>
-                <w:sz w:val="20"/>
-                <w:lang w:val="de-CH"/>
-              </w:rPr>
-            </w:pPr>
+              <w:t>Unterbau muss stimmen (Ökonomie), sonst ändert sich der Überbau (die Moral). Im Komunismus ist der gut, im Kapitalismus it er Böse.</w:t>
+            </w:r>
           </w:p>
         </w:tc>
       </w:tr>
@@ -5352,6 +5593,42 @@
                 <w:lang w:val="de-CH"/>
               </w:rPr>
             </w:pPr>
+            <w:r>
+              <w:rPr>
+                <w:rFonts w:asciiTheme="minorHAnsi" w:hAnsiTheme="minorHAnsi" w:cstheme="minorHAnsi"/>
+                <w:iCs/>
+                <w:sz w:val="20"/>
+                <w:lang w:val="de-CH"/>
+              </w:rPr>
+              <w:t>Marx hat nie deffiniert, wie der Kommunistische Staat aufgebaut werden sollte. Er bezeichnet den Überbau als nur ein Machtmittel als ein Unterdrückungsinstrument wäre</w:t>
+            </w:r>
+            <w:r>
+              <w:rPr>
+                <w:rFonts w:asciiTheme="minorHAnsi" w:hAnsiTheme="minorHAnsi" w:cstheme="minorHAnsi"/>
+                <w:iCs/>
+                <w:sz w:val="20"/>
+                <w:lang w:val="de-CH"/>
+              </w:rPr>
+              <w:t xml:space="preserve">. In seiner Theorie müsste der Staat sich auflösen im Kommunismus. Jeder sollte sei Eigentum einbringen, damit alle zusammen </w:t>
+            </w:r>
+            <w:r>
+              <w:rPr>
+                <w:rFonts w:asciiTheme="minorHAnsi" w:hAnsiTheme="minorHAnsi" w:cstheme="minorHAnsi"/>
+                <w:i/>
+                <w:sz w:val="20"/>
+                <w:lang w:val="de-CH"/>
+              </w:rPr>
+              <w:t>besser</w:t>
+            </w:r>
+            <w:r>
+              <w:rPr>
+                <w:rFonts w:asciiTheme="minorHAnsi" w:hAnsiTheme="minorHAnsi" w:cstheme="minorHAnsi"/>
+                <w:iCs/>
+                <w:sz w:val="20"/>
+                <w:lang w:val="de-CH"/>
+              </w:rPr>
+              <w:t xml:space="preserve"> arbeiten können, dabei soll keine Konkurenz herschen. Die kollekivierung hat jedoch beinflusst, dass jeder alles probiert hat selber zu behalten bevor sie abfefeb worden sind, woduch dies zu einer Wirtschaftskriese führte. </w:t>
+            </w:r>
           </w:p>
           <w:p>
             <w:pPr>
@@ -5363,6 +5640,15 @@
                 <w:lang w:val="de-CH"/>
               </w:rPr>
             </w:pPr>
+            <w:r>
+              <w:rPr>
+                <w:rFonts w:asciiTheme="minorHAnsi" w:hAnsiTheme="minorHAnsi" w:cstheme="minorHAnsi"/>
+                <w:iCs/>
+                <w:sz w:val="20"/>
+                <w:lang w:val="de-CH"/>
+              </w:rPr>
+              <w:t xml:space="preserve">Als Lösung dafür wurden gleiche Löhne gegeben, wodruch leute auffhören weniger zu arbeiten und wodruch die Landwirtschaft träge wurde. </w:t>
+            </w:r>
           </w:p>
           <w:p>
             <w:pPr>
@@ -5374,149 +5660,15 @@
                 <w:lang w:val="de-CH"/>
               </w:rPr>
             </w:pPr>
-          </w:p>
-          <w:p>
-            <w:pPr>
-              <w:jc w:val="both"/>
+            <w:r>
               <w:rPr>
                 <w:rFonts w:asciiTheme="minorHAnsi" w:hAnsiTheme="minorHAnsi" w:cstheme="minorHAnsi"/>
                 <w:iCs/>
                 <w:sz w:val="20"/>
                 <w:lang w:val="de-CH"/>
               </w:rPr>
-            </w:pPr>
-          </w:p>
-          <w:p>
-            <w:pPr>
-              <w:jc w:val="both"/>
-              <w:rPr>
-                <w:rFonts w:asciiTheme="minorHAnsi" w:hAnsiTheme="minorHAnsi" w:cstheme="minorHAnsi"/>
-                <w:iCs/>
-                <w:sz w:val="20"/>
-                <w:lang w:val="de-CH"/>
-              </w:rPr>
-            </w:pPr>
-          </w:p>
-          <w:p>
-            <w:pPr>
-              <w:jc w:val="both"/>
-              <w:rPr>
-                <w:rFonts w:asciiTheme="minorHAnsi" w:hAnsiTheme="minorHAnsi" w:cstheme="minorHAnsi"/>
-                <w:iCs/>
-                <w:sz w:val="20"/>
-                <w:lang w:val="de-CH"/>
-              </w:rPr>
-            </w:pPr>
-          </w:p>
-          <w:p>
-            <w:pPr>
-              <w:jc w:val="both"/>
-              <w:rPr>
-                <w:rFonts w:asciiTheme="minorHAnsi" w:hAnsiTheme="minorHAnsi" w:cstheme="minorHAnsi"/>
-                <w:iCs/>
-                <w:sz w:val="20"/>
-                <w:lang w:val="de-CH"/>
-              </w:rPr>
-            </w:pPr>
-          </w:p>
-          <w:p>
-            <w:pPr>
-              <w:jc w:val="both"/>
-              <w:rPr>
-                <w:rFonts w:asciiTheme="minorHAnsi" w:hAnsiTheme="minorHAnsi" w:cstheme="minorHAnsi"/>
-                <w:iCs/>
-                <w:sz w:val="20"/>
-                <w:lang w:val="de-CH"/>
-              </w:rPr>
-            </w:pPr>
-          </w:p>
-          <w:p>
-            <w:pPr>
-              <w:jc w:val="both"/>
-              <w:rPr>
-                <w:rFonts w:asciiTheme="minorHAnsi" w:hAnsiTheme="minorHAnsi" w:cstheme="minorHAnsi"/>
-                <w:iCs/>
-                <w:sz w:val="20"/>
-                <w:lang w:val="de-CH"/>
-              </w:rPr>
-            </w:pPr>
-          </w:p>
-          <w:p>
-            <w:pPr>
-              <w:jc w:val="both"/>
-              <w:rPr>
-                <w:rFonts w:asciiTheme="minorHAnsi" w:hAnsiTheme="minorHAnsi" w:cstheme="minorHAnsi"/>
-                <w:iCs/>
-                <w:sz w:val="20"/>
-                <w:lang w:val="de-CH"/>
-              </w:rPr>
-            </w:pPr>
-          </w:p>
-          <w:p>
-            <w:pPr>
-              <w:jc w:val="both"/>
-              <w:rPr>
-                <w:rFonts w:asciiTheme="minorHAnsi" w:hAnsiTheme="minorHAnsi" w:cstheme="minorHAnsi"/>
-                <w:iCs/>
-                <w:sz w:val="20"/>
-                <w:lang w:val="de-CH"/>
-              </w:rPr>
-            </w:pPr>
-          </w:p>
-          <w:p>
-            <w:pPr>
-              <w:jc w:val="both"/>
-              <w:rPr>
-                <w:rFonts w:asciiTheme="minorHAnsi" w:hAnsiTheme="minorHAnsi" w:cstheme="minorHAnsi"/>
-                <w:iCs/>
-                <w:sz w:val="20"/>
-                <w:lang w:val="de-CH"/>
-              </w:rPr>
-            </w:pPr>
-          </w:p>
-          <w:p>
-            <w:pPr>
-              <w:jc w:val="both"/>
-              <w:rPr>
-                <w:rFonts w:asciiTheme="minorHAnsi" w:hAnsiTheme="minorHAnsi" w:cstheme="minorHAnsi"/>
-                <w:iCs/>
-                <w:sz w:val="20"/>
-                <w:lang w:val="de-CH"/>
-              </w:rPr>
-            </w:pPr>
-          </w:p>
-          <w:p>
-            <w:pPr>
-              <w:jc w:val="both"/>
-              <w:rPr>
-                <w:rFonts w:asciiTheme="minorHAnsi" w:hAnsiTheme="minorHAnsi" w:cstheme="minorHAnsi"/>
-                <w:iCs/>
-                <w:sz w:val="20"/>
-                <w:lang w:val="de-CH"/>
-              </w:rPr>
-            </w:pPr>
-          </w:p>
-          <w:p>
-            <w:pPr>
-              <w:jc w:val="both"/>
-              <w:rPr>
-                <w:rFonts w:asciiTheme="minorHAnsi" w:hAnsiTheme="minorHAnsi" w:cstheme="minorHAnsi"/>
-                <w:iCs/>
-                <w:sz w:val="20"/>
-                <w:lang w:val="de-CH"/>
-              </w:rPr>
-            </w:pPr>
-          </w:p>
-          <w:p>
-            <w:pPr>
-              <w:jc w:val="both"/>
-              <w:rPr>
-                <w:rFonts w:asciiTheme="minorHAnsi" w:hAnsiTheme="minorHAnsi" w:cstheme="minorHAnsi"/>
-                <w:iCs/>
-                <w:sz w:val="20"/>
-                <w:lang w:val="de-CH"/>
-              </w:rPr>
-            </w:pPr>
+              <w:t>Marx glaubt zu 0 bis 100%, dass das Verhalten von Menschen sich dynamisch ändern kann, da die angeborenen Merkmale undiwchtig sind (0%) im Vergleich zu der Anpassung (100%). Dies ist jedoch ein falsches Menschenbild.</w:t>
+            </w:r>
           </w:p>
         </w:tc>
       </w:tr>
@@ -8384,6 +8536,26 @@
 </file>
 
 <file path=customXml/item1.xml><?xml version="1.0" encoding="utf-8"?>
+<p:properties xmlns:p="http://schemas.microsoft.com/office/2006/metadata/properties" xmlns:xsi="http://www.w3.org/2001/XMLSchema-instance" xmlns:pc="http://schemas.microsoft.com/office/infopath/2007/PartnerControls">
+  <documentManagement>
+    <lcf76f155ced4ddcb4097134ff3c332f xmlns="c6ec2303-bb64-4cac-97ca-3c4e0a87e3e9">
+      <Terms xmlns="http://schemas.microsoft.com/office/infopath/2007/PartnerControls"/>
+    </lcf76f155ced4ddcb4097134ff3c332f>
+    <TaxCatchAll xmlns="6affbfad-6606-4d5a-976f-ff5613f8648f" xsi:nil="true"/>
+  </documentManagement>
+</p:properties>
+</file>
+
+<file path=customXml/item2.xml><?xml version="1.0" encoding="utf-8"?>
+<?mso-contentType ?>
+<FormTemplates xmlns="http://schemas.microsoft.com/sharepoint/v3/contenttype/forms">
+  <Display>DocumentLibraryForm</Display>
+  <Edit>DocumentLibraryForm</Edit>
+  <New>DocumentLibraryForm</New>
+</FormTemplates>
+</file>
+
+<file path=customXml/item3.xml><?xml version="1.0" encoding="utf-8"?>
 <ct:contentTypeSchema xmlns:ct="http://schemas.microsoft.com/office/2006/metadata/contentType" xmlns:ma="http://schemas.microsoft.com/office/2006/metadata/properties/metaAttributes" ct:_="" ma:_="" ma:contentTypeName="Dokument" ma:contentTypeID="0x010100652F7E22E2E6A1478BD0B7DD613FD915" ma:contentTypeVersion="13" ma:contentTypeDescription="Ein neues Dokument erstellen." ma:contentTypeScope="" ma:versionID="2ef79b2958d60c677a9186e6e9815ac5">
   <xsd:schema xmlns:xsd="http://www.w3.org/2001/XMLSchema" xmlns:xs="http://www.w3.org/2001/XMLSchema" xmlns:p="http://schemas.microsoft.com/office/2006/metadata/properties" xmlns:ns2="c6ec2303-bb64-4cac-97ca-3c4e0a87e3e9" xmlns:ns3="6affbfad-6606-4d5a-976f-ff5613f8648f" targetNamespace="http://schemas.microsoft.com/office/2006/metadata/properties" ma:root="true" ma:fieldsID="5f0480a7388f6a473c37edc5a04138ce" ns2:_="" ns3:_="">
     <xsd:import namespace="c6ec2303-bb64-4cac-97ca-3c4e0a87e3e9"/>
@@ -8590,27 +8762,26 @@
 </ct:contentTypeSchema>
 </file>
 
-<file path=customXml/item2.xml><?xml version="1.0" encoding="utf-8"?>
-<?mso-contentType ?>
-<FormTemplates xmlns="http://schemas.microsoft.com/sharepoint/v3/contenttype/forms">
-  <Display>DocumentLibraryForm</Display>
-  <Edit>DocumentLibraryForm</Edit>
-  <New>DocumentLibraryForm</New>
-</FormTemplates>
+<file path=customXml/itemProps1.xml><?xml version="1.0" encoding="utf-8"?>
+<ds:datastoreItem xmlns:ds="http://schemas.openxmlformats.org/officeDocument/2006/customXml" ds:itemID="{67EFE651-591E-4204-ACC4-84C0A00D9A56}">
+  <ds:schemaRefs>
+    <ds:schemaRef ds:uri="http://schemas.microsoft.com/office/2006/metadata/properties"/>
+    <ds:schemaRef ds:uri="http://schemas.microsoft.com/office/infopath/2007/PartnerControls"/>
+    <ds:schemaRef ds:uri="c6ec2303-bb64-4cac-97ca-3c4e0a87e3e9"/>
+    <ds:schemaRef ds:uri="6affbfad-6606-4d5a-976f-ff5613f8648f"/>
+  </ds:schemaRefs>
+</ds:datastoreItem>
 </file>
 
-<file path=customXml/item3.xml><?xml version="1.0" encoding="utf-8"?>
-<p:properties xmlns:p="http://schemas.microsoft.com/office/2006/metadata/properties" xmlns:xsi="http://www.w3.org/2001/XMLSchema-instance" xmlns:pc="http://schemas.microsoft.com/office/infopath/2007/PartnerControls">
-  <documentManagement>
-    <lcf76f155ced4ddcb4097134ff3c332f xmlns="c6ec2303-bb64-4cac-97ca-3c4e0a87e3e9">
-      <Terms xmlns="http://schemas.microsoft.com/office/infopath/2007/PartnerControls"/>
-    </lcf76f155ced4ddcb4097134ff3c332f>
-    <TaxCatchAll xmlns="6affbfad-6606-4d5a-976f-ff5613f8648f" xsi:nil="true"/>
-  </documentManagement>
-</p:properties>
+<file path=customXml/itemProps2.xml><?xml version="1.0" encoding="utf-8"?>
+<ds:datastoreItem xmlns:ds="http://schemas.openxmlformats.org/officeDocument/2006/customXml" ds:itemID="{B73341FF-6D40-4AC1-868C-E8B361F182A8}">
+  <ds:schemaRefs>
+    <ds:schemaRef ds:uri="http://schemas.microsoft.com/sharepoint/v3/contenttype/forms"/>
+  </ds:schemaRefs>
+</ds:datastoreItem>
 </file>
 
-<file path=customXml/itemProps1.xml><?xml version="1.0" encoding="utf-8"?>
+<file path=customXml/itemProps3.xml><?xml version="1.0" encoding="utf-8"?>
 <ds:datastoreItem xmlns:ds="http://schemas.openxmlformats.org/officeDocument/2006/customXml" ds:itemID="{FD7FBA37-FC3B-49E1-85BE-1D4F5BAB6A2D}">
   <ds:schemaRefs>
     <ds:schemaRef ds:uri="http://schemas.microsoft.com/office/2006/metadata/contentType"/>
@@ -8627,23 +8798,4 @@
     <ds:schemaRef ds:uri="http://schemas.microsoft.com/internal/obd"/>
   </ds:schemaRefs>
 </ds:datastoreItem>
-</file>
-
-<file path=customXml/itemProps2.xml><?xml version="1.0" encoding="utf-8"?>
-<ds:datastoreItem xmlns:ds="http://schemas.openxmlformats.org/officeDocument/2006/customXml" ds:itemID="{B73341FF-6D40-4AC1-868C-E8B361F182A8}">
-  <ds:schemaRefs>
-    <ds:schemaRef ds:uri="http://schemas.microsoft.com/sharepoint/v3/contenttype/forms"/>
-  </ds:schemaRefs>
-</ds:datastoreItem>
-</file>
-
-<file path=customXml/itemProps3.xml><?xml version="1.0" encoding="utf-8"?>
-<ds:datastoreItem xmlns:ds="http://schemas.openxmlformats.org/officeDocument/2006/customXml" ds:itemID="{67EFE651-591E-4204-ACC4-84C0A00D9A56}">
-  <ds:schemaRefs>
-    <ds:schemaRef ds:uri="http://schemas.microsoft.com/office/2006/metadata/properties"/>
-    <ds:schemaRef ds:uri="http://schemas.microsoft.com/office/infopath/2007/PartnerControls"/>
-    <ds:schemaRef ds:uri="c6ec2303-bb64-4cac-97ca-3c4e0a87e3e9"/>
-    <ds:schemaRef ds:uri="6affbfad-6606-4d5a-976f-ff5613f8648f"/>
-  </ds:schemaRefs>
-</ds:datastoreItem>
 </file>